--- a/week13/Instructions.docx
+++ b/week13/Instructions.docx
@@ -1,26 +1,68 @@
 
 <file path=word/document.xml><?xml version="1.0" encoding="utf-8"?>
-<w:document xmlns:wpc="http://schemas.microsoft.com/office/word/2010/wordprocessingCanvas" xmlns:cx="http://schemas.microsoft.com/office/drawing/2014/chartex" xmlns:cx1="http://schemas.microsoft.com/office/drawing/2015/9/8/chartex" xmlns:cx2="http://schemas.microsoft.com/office/drawing/2015/10/21/chartex" xmlns:cx3="http://schemas.microsoft.com/office/drawing/2016/5/9/chartex" xmlns:cx4="http://schemas.microsoft.com/office/drawing/2016/5/10/chartex" xmlns:cx5="http://schemas.microsoft.com/office/drawing/2016/5/11/chartex" xmlns:cx6="http://schemas.microsoft.com/office/drawing/2016/5/12/chartex" xmlns:cx7="http://schemas.microsoft.com/office/drawing/2016/5/13/chartex" xmlns:cx8="http://schemas.microsoft.com/office/drawing/2016/5/14/chartex" xmlns:mc="http://schemas.openxmlformats.org/markup-compatibility/2006" xmlns:aink="http://schemas.microsoft.com/office/drawing/2016/ink" xmlns:am3d="http://schemas.microsoft.com/office/drawing/2017/model3d" xmlns:o="urn:schemas-microsoft-com:office:office" xmlns:oel="http://schemas.microsoft.com/office/2019/extlst" xmlns:r="http://schemas.openxmlformats.org/officeDocument/2006/relationships" xmlns:m="http://schemas.openxmlformats.org/officeDocument/2006/math" xmlns:v="urn:schemas-microsoft-com:vml" xmlns:wp14="http://schemas.microsoft.com/office/word/2010/wordprocessingDrawing" xmlns:wp="http://schemas.openxmlformats.org/drawingml/2006/wordprocessingDrawing" xmlns:w10="urn:schemas-microsoft-com:office:word" xmlns:w="http://schemas.openxmlformats.org/wordprocessingml/2006/main" xmlns:w14="http://schemas.microsoft.com/office/word/2010/wordml" xmlns:w15="http://schemas.microsoft.com/office/word/2012/wordml" xmlns:w16cex="http://schemas.microsoft.com/office/word/2018/wordml/cex" xmlns:w16cid="http://schemas.microsoft.com/office/word/2016/wordml/cid" xmlns:w16="http://schemas.microsoft.com/office/word/2018/wordml" xmlns:w16du="http://schemas.microsoft.com/office/word/2023/wordml/word16du" xmlns:w16sdtdh="http://schemas.microsoft.com/office/word/2020/wordml/sdtdatahash" xmlns:w16se="http://schemas.microsoft.com/office/word/2015/wordml/symex" xmlns:wpg="http://schemas.microsoft.com/office/word/2010/wordprocessingGroup" xmlns:wpi="http://schemas.microsoft.com/office/word/2010/wordprocessingInk" xmlns:wne="http://schemas.microsoft.com/office/word/2006/wordml" xmlns:wps="http://schemas.microsoft.com/office/word/2010/wordprocessingShape" mc:Ignorable="w14 w15 w16se w16cid w16 w16cex w16sdtdh w16du wp14">
+<w:document xmlns:wpc="http://schemas.microsoft.com/office/word/2010/wordprocessingCanvas" xmlns:cx="http://schemas.microsoft.com/office/drawing/2014/chartex" xmlns:cx1="http://schemas.microsoft.com/office/drawing/2015/9/8/chartex" xmlns:cx2="http://schemas.microsoft.com/office/drawing/2015/10/21/chartex" xmlns:cx3="http://schemas.microsoft.com/office/drawing/2016/5/9/chartex" xmlns:cx4="http://schemas.microsoft.com/office/drawing/2016/5/10/chartex" xmlns:cx5="http://schemas.microsoft.com/office/drawing/2016/5/11/chartex" xmlns:cx6="http://schemas.microsoft.com/office/drawing/2016/5/12/chartex" xmlns:cx7="http://schemas.microsoft.com/office/drawing/2016/5/13/chartex" xmlns:cx8="http://schemas.microsoft.com/office/drawing/2016/5/14/chartex" xmlns:mc="http://schemas.openxmlformats.org/markup-compatibility/2006" xmlns:aink="http://schemas.microsoft.com/office/drawing/2016/ink" xmlns:am3d="http://schemas.microsoft.com/office/drawing/2017/model3d" xmlns:o="urn:schemas-microsoft-com:office:office" xmlns:oel="http://schemas.microsoft.com/office/2019/extlst" xmlns:r="http://schemas.openxmlformats.org/officeDocument/2006/relationships" xmlns:m="http://schemas.openxmlformats.org/officeDocument/2006/math" xmlns:v="urn:schemas-microsoft-com:vml" xmlns:wp14="http://schemas.microsoft.com/office/word/2010/wordprocessingDrawing" xmlns:wp="http://schemas.openxmlformats.org/drawingml/2006/wordprocessingDrawing" xmlns:w10="urn:schemas-microsoft-com:office:word" xmlns:w="http://schemas.openxmlformats.org/wordprocessingml/2006/main" xmlns:w14="http://schemas.microsoft.com/office/word/2010/wordml" xmlns:w15="http://schemas.microsoft.com/office/word/2012/wordml" xmlns:w16cex="http://schemas.microsoft.com/office/word/2018/wordml/cex" xmlns:w16cid="http://schemas.microsoft.com/office/word/2016/wordml/cid" xmlns:w16="http://schemas.microsoft.com/office/word/2018/wordml" xmlns:w16du="http://schemas.microsoft.com/office/word/2023/wordml/word16du" xmlns:w16sdtdh="http://schemas.microsoft.com/office/word/2020/wordml/sdtdatahash" xmlns:w16sdtfl="http://schemas.microsoft.com/office/word/2024/wordml/sdtformatlock" xmlns:w16se="http://schemas.microsoft.com/office/word/2015/wordml/symex" xmlns:wpg="http://schemas.microsoft.com/office/word/2010/wordprocessingGroup" xmlns:wpi="http://schemas.microsoft.com/office/word/2010/wordprocessingInk" xmlns:wne="http://schemas.microsoft.com/office/word/2006/wordml" xmlns:wps="http://schemas.microsoft.com/office/word/2010/wordprocessingShape" mc:Ignorable="w14 w15 w16se w16cid w16 w16cex w16sdtdh w16sdtfl w16du wp14">
   <w:body>
     <w:p>
       <w:pPr>
         <w:pStyle w:val="Body"/>
         <w:jc w:val="center"/>
-        <w:rPr>
-          <w:rFonts w:ascii="Times" w:eastAsia="Times" w:hAnsi="Times" w:cs="Times"/>
-          <w:sz w:val="26"/>
-          <w:szCs w:val="26"/>
-          <w:u w:val="single"/>
-        </w:rPr>
-      </w:pPr>
-      <w:r>
         <w:rPr>
           <w:rFonts w:ascii="Times" w:hAnsi="Times"/>
           <w:sz w:val="44"/>
           <w:szCs w:val="36"/>
           <w:u w:val="single"/>
         </w:rPr>
+      </w:pPr>
+      <w:r>
+        <w:rPr>
+          <w:rFonts w:ascii="Times" w:hAnsi="Times"/>
+          <w:sz w:val="44"/>
+          <w:szCs w:val="36"/>
+          <w:u w:val="single"/>
+        </w:rPr>
         <w:t>CS 556</w:t>
+      </w:r>
+    </w:p>
+    <w:p>
+      <w:pPr>
+        <w:pStyle w:val="Body"/>
+        <w:jc w:val="center"/>
+        <w:rPr>
+          <w:rFonts w:ascii="Times" w:hAnsi="Times"/>
+          <w:sz w:val="44"/>
+          <w:szCs w:val="36"/>
+          <w:u w:val="single"/>
+        </w:rPr>
+      </w:pPr>
+      <w:r>
+        <w:rPr>
+          <w:rFonts w:ascii="Times" w:hAnsi="Times"/>
+          <w:sz w:val="44"/>
+          <w:szCs w:val="36"/>
+          <w:u w:val="single"/>
+        </w:rPr>
+        <w:t>John Rizzo</w:t>
+      </w:r>
+    </w:p>
+    <w:p>
+      <w:pPr>
+        <w:pStyle w:val="Body"/>
+        <w:jc w:val="center"/>
+        <w:rPr>
+          <w:rFonts w:ascii="Times" w:eastAsia="Times" w:hAnsi="Times" w:cs="Times"/>
+          <w:sz w:val="26"/>
+          <w:szCs w:val="26"/>
+          <w:u w:val="single"/>
+        </w:rPr>
+      </w:pPr>
+      <w:r>
+        <w:rPr>
+          <w:rFonts w:ascii="Times" w:hAnsi="Times"/>
+          <w:sz w:val="44"/>
+          <w:szCs w:val="36"/>
+          <w:u w:val="single"/>
+        </w:rPr>
+        <w:t>Fall 2025</w:t>
       </w:r>
       <w:r>
         <w:rPr>
@@ -219,7 +261,6 @@
         </w:rPr>
         <w:t xml:space="preserve"> notebook with your code and a pdf file named </w:t>
       </w:r>
-      <w:proofErr w:type="gramStart"/>
       <w:r>
         <w:rPr>
           <w:rFonts w:ascii="Times" w:hAnsi="Times"/>
@@ -247,16 +288,7 @@
           <w:sz w:val="26"/>
           <w:szCs w:val="26"/>
         </w:rPr>
-        <w:t xml:space="preserve">  (</w:t>
-      </w:r>
-      <w:proofErr w:type="gramEnd"/>
-      <w:r>
-        <w:rPr>
-          <w:rFonts w:ascii="Times" w:hAnsi="Times"/>
-          <w:sz w:val="26"/>
-          <w:szCs w:val="26"/>
-        </w:rPr>
-        <w:t xml:space="preserve">i.e., the current file with the solutions that you will fill in and convert to PDF format). </w:t>
+        <w:t xml:space="preserve">  (i.e., the current file with the solutions that you will fill in and convert to PDF format). </w:t>
       </w:r>
     </w:p>
     <w:p>
@@ -561,7 +593,6 @@
           <w:u w:val="single"/>
           <w:lang w:val="it-IT"/>
         </w:rPr>
-        <w:lastRenderedPageBreak/>
         <w:t>Titanic Classification Problem</w:t>
       </w:r>
       <w:r>
@@ -821,15 +852,7 @@
           <w:sz w:val="26"/>
           <w:szCs w:val="26"/>
         </w:rPr>
-        <w:t xml:space="preserve"> </w:t>
-      </w:r>
-      <w:r>
-        <w:rPr>
-          <w:rFonts w:ascii="Times" w:hAnsi="Times"/>
-          <w:sz w:val="26"/>
-          <w:szCs w:val="26"/>
-        </w:rPr>
-        <w:t xml:space="preserve">Sex (categorical):  Passenger Sex  </w:t>
+        <w:t xml:space="preserve"> Sex (categorical):  Passenger Sex  </w:t>
       </w:r>
       <w:r>
         <w:rPr>
@@ -860,6 +883,7 @@
           <w:sz w:val="26"/>
           <w:szCs w:val="26"/>
         </w:rPr>
+        <w:lastRenderedPageBreak/>
         <w:t xml:space="preserve">Age (continuous): Passenger Age </w:t>
       </w:r>
       <w:r>
@@ -932,15 +956,7 @@
           <w:sz w:val="26"/>
           <w:szCs w:val="26"/>
         </w:rPr>
-        <w:t xml:space="preserve"> </w:t>
-      </w:r>
-      <w:r>
-        <w:rPr>
-          <w:rFonts w:ascii="Times" w:hAnsi="Times"/>
-          <w:sz w:val="26"/>
-          <w:szCs w:val="26"/>
-        </w:rPr>
-        <w:t xml:space="preserve">Parch (continuous): Number of Parents/Children Aboard </w:t>
+        <w:t xml:space="preserve"> Parch (continuous): Number of Parents/Children Aboard </w:t>
       </w:r>
       <w:r>
         <w:rPr>
@@ -1002,15 +1018,7 @@
           <w:sz w:val="26"/>
           <w:szCs w:val="26"/>
         </w:rPr>
-        <w:t xml:space="preserve"> </w:t>
-      </w:r>
-      <w:r>
-        <w:rPr>
-          <w:rFonts w:ascii="Times" w:hAnsi="Times"/>
-          <w:sz w:val="26"/>
-          <w:szCs w:val="26"/>
-        </w:rPr>
-        <w:t>Embarked (categorical): Port of Embarkation (C = Cherbourg; Q = Queenstown; S = Southampton)</w:t>
+        <w:t xml:space="preserve"> Embarked (categorical): Port of Embarkation (C = Cherbourg; Q = Queenstown; S = Southampton)</w:t>
       </w:r>
       <w:r>
         <w:rPr>
@@ -1041,7 +1049,6 @@
           <w:sz w:val="26"/>
           <w:szCs w:val="26"/>
         </w:rPr>
-        <w:lastRenderedPageBreak/>
         <w:t>Survived (categorical): Survival (0 = No;1 = Yes) --- this is the target column. Make sure to encode data appropriately for each classifier.</w:t>
       </w:r>
       <w:r>
@@ -1221,23 +1228,13 @@
         <w:t xml:space="preserve"> using the `</w:t>
       </w:r>
       <w:proofErr w:type="spellStart"/>
-      <w:proofErr w:type="gramStart"/>
-      <w:r>
-        <w:rPr>
-          <w:rFonts w:ascii="Times" w:hAnsi="Times"/>
-          <w:sz w:val="26"/>
-          <w:szCs w:val="26"/>
-        </w:rPr>
-        <w:t>pandas.read</w:t>
-      </w:r>
-      <w:proofErr w:type="gramEnd"/>
-      <w:r>
-        <w:rPr>
-          <w:rFonts w:ascii="Times" w:hAnsi="Times"/>
-          <w:sz w:val="26"/>
-          <w:szCs w:val="26"/>
-        </w:rPr>
-        <w:t>_csv</w:t>
+      <w:r>
+        <w:rPr>
+          <w:rFonts w:ascii="Times" w:hAnsi="Times"/>
+          <w:sz w:val="26"/>
+          <w:szCs w:val="26"/>
+        </w:rPr>
+        <w:t>pandas.read_csv</w:t>
       </w:r>
       <w:proofErr w:type="spellEnd"/>
       <w:r>
@@ -1421,6 +1418,7 @@
           <w:sz w:val="26"/>
           <w:szCs w:val="26"/>
         </w:rPr>
+        <w:lastRenderedPageBreak/>
         <w:t xml:space="preserve">The </w:t>
       </w:r>
       <w:r>
@@ -1644,7 +1642,6 @@
         <w:t>the `</w:t>
       </w:r>
       <w:proofErr w:type="spellStart"/>
-      <w:proofErr w:type="gramStart"/>
       <w:r>
         <w:rPr>
           <w:rFonts w:ascii="Times" w:hAnsi="Times"/>
@@ -1654,7 +1651,6 @@
         <w:t>pandas.isnull</w:t>
       </w:r>
       <w:proofErr w:type="spellEnd"/>
-      <w:proofErr w:type="gramEnd"/>
       <w:r>
         <w:rPr>
           <w:rFonts w:ascii="Times" w:hAnsi="Times"/>
@@ -1698,6 +1694,42 @@
           <w:szCs w:val="26"/>
         </w:rPr>
         <w:t>. Report which columns have missing (i.e., null) values and provide the number of the null values in the columns.</w:t>
+      </w:r>
+    </w:p>
+    <w:p>
+      <w:pPr>
+        <w:pStyle w:val="ListParagraph"/>
+        <w:numPr>
+          <w:ilvl w:val="0"/>
+          <w:numId w:val="4"/>
+        </w:numPr>
+        <w:spacing w:after="160"/>
+        <w:rPr>
+          <w:rFonts w:ascii="Times" w:hAnsi="Times"/>
+          <w:sz w:val="26"/>
+          <w:szCs w:val="26"/>
+        </w:rPr>
+      </w:pPr>
+      <w:r>
+        <w:rPr>
+          <w:rFonts w:ascii="Menlo" w:eastAsia="Times New Roman" w:hAnsi="Menlo" w:cs="Menlo"/>
+          <w:color w:val="CCCCCC"/>
+          <w:sz w:val="18"/>
+          <w:szCs w:val="18"/>
+          <w:bdr w:val="none" w:sz="0" w:space="0" w:color="auto"/>
+        </w:rPr>
+        <w:t>Age 138</w:t>
+      </w:r>
+      <w:r>
+        <w:rPr>
+          <w:rFonts w:ascii="Menlo" w:eastAsia="Times New Roman" w:hAnsi="Menlo" w:cs="Menlo"/>
+          <w:color w:val="CCCCCC"/>
+          <w:sz w:val="18"/>
+          <w:szCs w:val="18"/>
+          <w:bdr w:val="none" w:sz="0" w:space="0" w:color="auto"/>
+        </w:rPr>
+        <w:br/>
+        <w:t>Cabin 541</w:t>
       </w:r>
       <w:r>
         <w:rPr>
@@ -1739,7 +1771,6 @@
         <w:t xml:space="preserve"> the `</w:t>
       </w:r>
       <w:proofErr w:type="spellStart"/>
-      <w:proofErr w:type="gramStart"/>
       <w:r>
         <w:rPr>
           <w:rFonts w:ascii="Times" w:hAnsi="Times"/>
@@ -1749,7 +1780,6 @@
         <w:t>pandas.DataFrame.drop</w:t>
       </w:r>
       <w:proofErr w:type="spellEnd"/>
-      <w:proofErr w:type="gramEnd"/>
       <w:r>
         <w:rPr>
           <w:rFonts w:ascii="Times" w:hAnsi="Times"/>
@@ -1816,7 +1846,6 @@
         <w:t>the `</w:t>
       </w:r>
       <w:proofErr w:type="spellStart"/>
-      <w:proofErr w:type="gramStart"/>
       <w:r>
         <w:rPr>
           <w:rFonts w:ascii="Times" w:hAnsi="Times"/>
@@ -1826,23 +1855,13 @@
         <w:t>pandas.DataFrame.fillna</w:t>
       </w:r>
       <w:proofErr w:type="spellEnd"/>
-      <w:proofErr w:type="gramEnd"/>
-      <w:r>
-        <w:rPr>
-          <w:rFonts w:ascii="Times" w:hAnsi="Times"/>
-          <w:sz w:val="26"/>
-          <w:szCs w:val="26"/>
-        </w:rPr>
-        <w:t xml:space="preserve">()` function to replace the NA values in the ‘Age’ column with the mean value of the ‘Age’ </w:t>
-      </w:r>
-      <w:r>
-        <w:rPr>
-          <w:rFonts w:ascii="Times" w:hAnsi="Times"/>
-          <w:sz w:val="26"/>
-          <w:szCs w:val="26"/>
-        </w:rPr>
-        <w:lastRenderedPageBreak/>
-        <w:t xml:space="preserve">column. Note: This process is called </w:t>
+      <w:r>
+        <w:rPr>
+          <w:rFonts w:ascii="Times" w:hAnsi="Times"/>
+          <w:sz w:val="26"/>
+          <w:szCs w:val="26"/>
+        </w:rPr>
+        <w:t xml:space="preserve">()` function to replace the NA values in the ‘Age’ column with the mean value of the ‘Age’ column. Note: This process is called </w:t>
       </w:r>
       <w:r>
         <w:rPr>
@@ -1863,7 +1882,6 @@
         <w:t xml:space="preserve"> (i.e., filling null values with a pre-specified value) and we are employing one strategy called mean imputation, but other strategies can also be employed in general.  Use the `</w:t>
       </w:r>
       <w:proofErr w:type="spellStart"/>
-      <w:proofErr w:type="gramStart"/>
       <w:r>
         <w:rPr>
           <w:rFonts w:ascii="Times" w:hAnsi="Times"/>
@@ -1879,16 +1897,7 @@
           <w:sz w:val="26"/>
           <w:szCs w:val="26"/>
         </w:rPr>
-        <w:t>(</w:t>
-      </w:r>
-      <w:proofErr w:type="gramEnd"/>
-      <w:r>
-        <w:rPr>
-          <w:rFonts w:ascii="Times" w:hAnsi="Times"/>
-          <w:sz w:val="26"/>
-          <w:szCs w:val="26"/>
-        </w:rPr>
-        <w:t xml:space="preserve">)` function to drop any remaining </w:t>
+        <w:t xml:space="preserve">()` function to drop any remaining </w:t>
       </w:r>
       <w:r>
         <w:rPr>
@@ -1906,15 +1915,33 @@
           <w:sz w:val="26"/>
           <w:szCs w:val="26"/>
         </w:rPr>
-        <w:t xml:space="preserve"> that consist of NA values.</w:t>
-      </w:r>
-      <w:r>
-        <w:rPr>
-          <w:rFonts w:ascii="Times" w:hAnsi="Times"/>
-          <w:sz w:val="26"/>
-          <w:szCs w:val="26"/>
-        </w:rPr>
-        <w:t xml:space="preserve">. </w:t>
+        <w:t xml:space="preserve"> that consist of NA </w:t>
+      </w:r>
+      <w:proofErr w:type="gramStart"/>
+      <w:r>
+        <w:rPr>
+          <w:rFonts w:ascii="Times" w:hAnsi="Times"/>
+          <w:sz w:val="26"/>
+          <w:szCs w:val="26"/>
+        </w:rPr>
+        <w:t>values.</w:t>
+      </w:r>
+      <w:r>
+        <w:rPr>
+          <w:rFonts w:ascii="Times" w:hAnsi="Times"/>
+          <w:sz w:val="26"/>
+          <w:szCs w:val="26"/>
+        </w:rPr>
+        <w:t>.</w:t>
+      </w:r>
+      <w:proofErr w:type="gramEnd"/>
+      <w:r>
+        <w:rPr>
+          <w:rFonts w:ascii="Times" w:hAnsi="Times"/>
+          <w:sz w:val="26"/>
+          <w:szCs w:val="26"/>
+        </w:rPr>
+        <w:t xml:space="preserve"> </w:t>
       </w:r>
       <w:r>
         <w:rPr>
@@ -2086,7 +2113,16 @@
           <w:sz w:val="26"/>
           <w:szCs w:val="26"/>
         </w:rPr>
-        <w:t xml:space="preserve"> (by only considering the ‘Survival’ column from the </w:t>
+        <w:t xml:space="preserve"> (by only considering the </w:t>
+      </w:r>
+      <w:r>
+        <w:rPr>
+          <w:rFonts w:ascii="Times" w:hAnsi="Times"/>
+          <w:sz w:val="26"/>
+          <w:szCs w:val="26"/>
+        </w:rPr>
+        <w:lastRenderedPageBreak/>
+        <w:t xml:space="preserve">‘Survival’ column from the </w:t>
       </w:r>
       <w:proofErr w:type="spellStart"/>
       <w:r>
@@ -2327,23 +2363,13 @@
         <w:t>`</w:t>
       </w:r>
       <w:proofErr w:type="spellStart"/>
-      <w:proofErr w:type="gramStart"/>
-      <w:r>
-        <w:rPr>
-          <w:rFonts w:ascii="Times" w:hAnsi="Times"/>
-          <w:sz w:val="26"/>
-          <w:szCs w:val="26"/>
-        </w:rPr>
-        <w:t>matplotlib.pyplot</w:t>
-      </w:r>
-      <w:proofErr w:type="gramEnd"/>
-      <w:r>
-        <w:rPr>
-          <w:rFonts w:ascii="Times" w:hAnsi="Times"/>
-          <w:sz w:val="26"/>
-          <w:szCs w:val="26"/>
-        </w:rPr>
-        <w:t>.scatter</w:t>
+      <w:r>
+        <w:rPr>
+          <w:rFonts w:ascii="Times" w:hAnsi="Times"/>
+          <w:sz w:val="26"/>
+          <w:szCs w:val="26"/>
+        </w:rPr>
+        <w:t>matplotlib.pyplot.scatter</w:t>
       </w:r>
       <w:proofErr w:type="spellEnd"/>
       <w:r>
@@ -2385,14 +2411,6 @@
         </w:rPr>
         <w:t>What is the highest and lowest fare price?</w:t>
       </w:r>
-      <w:r>
-        <w:rPr>
-          <w:rFonts w:ascii="Times" w:eastAsia="Times" w:hAnsi="Times" w:cs="Times"/>
-          <w:sz w:val="26"/>
-          <w:szCs w:val="26"/>
-        </w:rPr>
-        <w:br/>
-      </w:r>
     </w:p>
     <w:p>
       <w:pPr>
@@ -2416,14 +2434,6 @@
         </w:rPr>
         <w:t>What are the respective mean values of these two features?</w:t>
       </w:r>
-      <w:r>
-        <w:rPr>
-          <w:rFonts w:ascii="Times" w:eastAsia="Times" w:hAnsi="Times" w:cs="Times"/>
-          <w:sz w:val="26"/>
-          <w:szCs w:val="26"/>
-        </w:rPr>
-        <w:br/>
-      </w:r>
     </w:p>
     <w:p>
       <w:pPr>
@@ -2447,6 +2457,90 @@
         </w:rPr>
         <w:t>What was the age of the oldest passenger?</w:t>
       </w:r>
+    </w:p>
+    <w:p>
+      <w:pPr>
+        <w:pStyle w:val="ListParagraph"/>
+        <w:pBdr>
+          <w:top w:val="none" w:sz="0" w:space="0" w:color="auto"/>
+          <w:left w:val="none" w:sz="0" w:space="0" w:color="auto"/>
+          <w:bottom w:val="none" w:sz="0" w:space="0" w:color="auto"/>
+          <w:right w:val="none" w:sz="0" w:space="0" w:color="auto"/>
+          <w:between w:val="none" w:sz="0" w:space="0" w:color="auto"/>
+          <w:bar w:val="none" w:sz="0" w:color="auto"/>
+        </w:pBdr>
+        <w:ind w:left="785"/>
+        <w:rPr>
+          <w:rFonts w:ascii="Menlo" w:eastAsia="Times New Roman" w:hAnsi="Menlo" w:cs="Menlo"/>
+          <w:color w:val="CCCCCC"/>
+          <w:sz w:val="18"/>
+          <w:szCs w:val="18"/>
+          <w:bdr w:val="none" w:sz="0" w:space="0" w:color="auto"/>
+        </w:rPr>
+      </w:pPr>
+      <w:r>
+        <w:rPr>
+          <w:rFonts w:ascii="Menlo" w:eastAsia="Times New Roman" w:hAnsi="Menlo" w:cs="Menlo"/>
+          <w:color w:val="CCCCCC"/>
+          <w:sz w:val="18"/>
+          <w:szCs w:val="18"/>
+          <w:bdr w:val="none" w:sz="0" w:space="0" w:color="auto"/>
+        </w:rPr>
+        <w:t>Highest Fare: 512.3292</w:t>
+      </w:r>
+    </w:p>
+    <w:p>
+      <w:pPr>
+        <w:pStyle w:val="ListParagraph"/>
+        <w:pBdr>
+          <w:top w:val="none" w:sz="0" w:space="0" w:color="auto"/>
+          <w:left w:val="none" w:sz="0" w:space="0" w:color="auto"/>
+          <w:bottom w:val="none" w:sz="0" w:space="0" w:color="auto"/>
+          <w:right w:val="none" w:sz="0" w:space="0" w:color="auto"/>
+          <w:between w:val="none" w:sz="0" w:space="0" w:color="auto"/>
+          <w:bar w:val="none" w:sz="0" w:color="auto"/>
+        </w:pBdr>
+        <w:ind w:left="785"/>
+        <w:rPr>
+          <w:rFonts w:ascii="Menlo" w:eastAsia="Times New Roman" w:hAnsi="Menlo" w:cs="Menlo"/>
+          <w:color w:val="CCCCCC"/>
+          <w:sz w:val="18"/>
+          <w:szCs w:val="18"/>
+          <w:bdr w:val="none" w:sz="0" w:space="0" w:color="auto"/>
+        </w:rPr>
+      </w:pPr>
+      <w:r>
+        <w:rPr>
+          <w:rFonts w:ascii="Menlo" w:eastAsia="Times New Roman" w:hAnsi="Menlo" w:cs="Menlo"/>
+          <w:color w:val="CCCCCC"/>
+          <w:sz w:val="18"/>
+          <w:szCs w:val="18"/>
+          <w:bdr w:val="none" w:sz="0" w:space="0" w:color="auto"/>
+        </w:rPr>
+        <w:t>Lowest Fare: 0.0</w:t>
+      </w:r>
+    </w:p>
+    <w:p>
+      <w:pPr>
+        <w:pStyle w:val="ListParagraph"/>
+        <w:spacing w:after="160"/>
+        <w:ind w:left="785"/>
+        <w:rPr>
+          <w:rFonts w:ascii="Times" w:hAnsi="Times"/>
+          <w:sz w:val="26"/>
+          <w:szCs w:val="26"/>
+        </w:rPr>
+      </w:pPr>
+      <w:r>
+        <w:rPr>
+          <w:rFonts w:ascii="Menlo" w:eastAsia="Times New Roman" w:hAnsi="Menlo" w:cs="Menlo"/>
+          <w:color w:val="CCCCCC"/>
+          <w:sz w:val="18"/>
+          <w:szCs w:val="18"/>
+          <w:bdr w:val="none" w:sz="0" w:space="0" w:color="auto"/>
+        </w:rPr>
+        <w:t>Age of oldest passenger: 80.0</w:t>
+      </w:r>
       <w:r>
         <w:rPr>
           <w:rFonts w:ascii="Times" w:eastAsia="Times" w:hAnsi="Times" w:cs="Times"/>
@@ -2569,7 +2663,6 @@
           <w:sz w:val="26"/>
           <w:szCs w:val="26"/>
         </w:rPr>
-        <w:lastRenderedPageBreak/>
         <w:t xml:space="preserve">Which </w:t>
       </w:r>
       <w:r>
@@ -2597,6 +2690,68 @@
           <w:szCs w:val="26"/>
         </w:rPr>
         <w:br/>
+      </w:r>
+      <w:r>
+        <w:rPr>
+          <w:rFonts w:ascii="Times" w:hAnsi="Times"/>
+          <w:sz w:val="26"/>
+          <w:szCs w:val="26"/>
+        </w:rPr>
+        <w:t>Male: 2</w:t>
+      </w:r>
+      <w:r>
+        <w:rPr>
+          <w:rFonts w:ascii="Times" w:hAnsi="Times"/>
+          <w:sz w:val="26"/>
+          <w:szCs w:val="26"/>
+          <w:vertAlign w:val="superscript"/>
+        </w:rPr>
+        <w:t>nd</w:t>
+      </w:r>
+      <w:r>
+        <w:rPr>
+          <w:rFonts w:ascii="Times" w:hAnsi="Times"/>
+          <w:sz w:val="26"/>
+          <w:szCs w:val="26"/>
+        </w:rPr>
+        <w:t xml:space="preserve"> class, 15</w:t>
+      </w:r>
+    </w:p>
+    <w:p>
+      <w:pPr>
+        <w:pStyle w:val="ListParagraph"/>
+        <w:spacing w:after="160"/>
+        <w:ind w:left="2520"/>
+        <w:rPr>
+          <w:rFonts w:ascii="Times" w:hAnsi="Times"/>
+          <w:sz w:val="26"/>
+          <w:szCs w:val="26"/>
+        </w:rPr>
+      </w:pPr>
+      <w:r>
+        <w:rPr>
+          <w:rFonts w:ascii="Times" w:hAnsi="Times"/>
+          <w:sz w:val="26"/>
+          <w:szCs w:val="26"/>
+        </w:rPr>
+        <w:t>Females: 1</w:t>
+      </w:r>
+      <w:r>
+        <w:rPr>
+          <w:rFonts w:ascii="Times" w:hAnsi="Times"/>
+          <w:sz w:val="26"/>
+          <w:szCs w:val="26"/>
+          <w:vertAlign w:val="superscript"/>
+        </w:rPr>
+        <w:t>st</w:t>
+      </w:r>
+      <w:r>
+        <w:rPr>
+          <w:rFonts w:ascii="Times" w:hAnsi="Times"/>
+          <w:sz w:val="26"/>
+          <w:szCs w:val="26"/>
+        </w:rPr>
+        <w:t xml:space="preserve"> Class, 50</w:t>
       </w:r>
     </w:p>
     <w:p>
@@ -2639,13 +2794,146 @@
         </w:rPr>
         <w:t>had the greatest number of survived males and how many? Repeat this for females.</w:t>
       </w:r>
-      <w:r>
-        <w:rPr>
-          <w:rFonts w:eastAsia="Arial" w:cs="Arial"/>
-          <w:sz w:val="26"/>
-          <w:szCs w:val="26"/>
-        </w:rPr>
-        <w:br/>
+    </w:p>
+    <w:p>
+      <w:pPr>
+        <w:pStyle w:val="ListParagraph"/>
+        <w:pBdr>
+          <w:top w:val="none" w:sz="0" w:space="0" w:color="auto"/>
+          <w:left w:val="none" w:sz="0" w:space="0" w:color="auto"/>
+          <w:bottom w:val="none" w:sz="0" w:space="0" w:color="auto"/>
+          <w:right w:val="none" w:sz="0" w:space="0" w:color="auto"/>
+          <w:between w:val="none" w:sz="0" w:space="0" w:color="auto"/>
+          <w:bar w:val="none" w:sz="0" w:color="auto"/>
+        </w:pBdr>
+        <w:ind w:left="785"/>
+        <w:rPr>
+          <w:rFonts w:ascii="Menlo" w:eastAsia="Times New Roman" w:hAnsi="Menlo" w:cs="Menlo"/>
+          <w:color w:val="CCCCCC"/>
+          <w:sz w:val="18"/>
+          <w:szCs w:val="18"/>
+          <w:bdr w:val="none" w:sz="0" w:space="0" w:color="auto"/>
+        </w:rPr>
+      </w:pPr>
+      <w:r>
+        <w:rPr>
+          <w:rFonts w:ascii="Menlo" w:eastAsia="Times New Roman" w:hAnsi="Menlo" w:cs="Menlo"/>
+          <w:color w:val="CCCCCC"/>
+          <w:sz w:val="18"/>
+          <w:szCs w:val="18"/>
+          <w:bdr w:val="none" w:sz="0" w:space="0" w:color="auto"/>
+        </w:rPr>
+        <w:t xml:space="preserve">The class of passengers that had </w:t>
+      </w:r>
+      <w:proofErr w:type="gramStart"/>
+      <w:r>
+        <w:rPr>
+          <w:rFonts w:ascii="Menlo" w:eastAsia="Times New Roman" w:hAnsi="Menlo" w:cs="Menlo"/>
+          <w:color w:val="CCCCCC"/>
+          <w:sz w:val="18"/>
+          <w:szCs w:val="18"/>
+          <w:bdr w:val="none" w:sz="0" w:space="0" w:color="auto"/>
+        </w:rPr>
+        <w:t>the most</w:t>
+      </w:r>
+      <w:proofErr w:type="gramEnd"/>
+      <w:r>
+        <w:rPr>
+          <w:rFonts w:ascii="Menlo" w:eastAsia="Times New Roman" w:hAnsi="Menlo" w:cs="Menlo"/>
+          <w:color w:val="CCCCCC"/>
+          <w:sz w:val="18"/>
+          <w:szCs w:val="18"/>
+          <w:bdr w:val="none" w:sz="0" w:space="0" w:color="auto"/>
+        </w:rPr>
+        <w:t xml:space="preserve"> number of survived males is the 1st </w:t>
+      </w:r>
+      <w:proofErr w:type="gramStart"/>
+      <w:r>
+        <w:rPr>
+          <w:rFonts w:ascii="Menlo" w:eastAsia="Times New Roman" w:hAnsi="Menlo" w:cs="Menlo"/>
+          <w:color w:val="CCCCCC"/>
+          <w:sz w:val="18"/>
+          <w:szCs w:val="18"/>
+          <w:bdr w:val="none" w:sz="0" w:space="0" w:color="auto"/>
+        </w:rPr>
+        <w:t>class</w:t>
+      </w:r>
+      <w:proofErr w:type="gramEnd"/>
+      <w:r>
+        <w:rPr>
+          <w:rFonts w:ascii="Menlo" w:eastAsia="Times New Roman" w:hAnsi="Menlo" w:cs="Menlo"/>
+          <w:color w:val="CCCCCC"/>
+          <w:sz w:val="18"/>
+          <w:szCs w:val="18"/>
+          <w:bdr w:val="none" w:sz="0" w:space="0" w:color="auto"/>
+        </w:rPr>
+        <w:t xml:space="preserve"> and the number of survived males is 42</w:t>
+      </w:r>
+    </w:p>
+    <w:p>
+      <w:pPr>
+        <w:pStyle w:val="ListParagraph"/>
+        <w:spacing w:after="160"/>
+        <w:ind w:left="785"/>
+        <w:rPr>
+          <w:rFonts w:ascii="Times" w:hAnsi="Times"/>
+          <w:sz w:val="26"/>
+          <w:szCs w:val="26"/>
+        </w:rPr>
+      </w:pPr>
+      <w:r>
+        <w:rPr>
+          <w:rFonts w:ascii="Menlo" w:eastAsia="Times New Roman" w:hAnsi="Menlo" w:cs="Menlo"/>
+          <w:color w:val="CCCCCC"/>
+          <w:sz w:val="18"/>
+          <w:szCs w:val="18"/>
+          <w:bdr w:val="none" w:sz="0" w:space="0" w:color="auto"/>
+        </w:rPr>
+        <w:t xml:space="preserve">The class of passengers that had </w:t>
+      </w:r>
+      <w:proofErr w:type="gramStart"/>
+      <w:r>
+        <w:rPr>
+          <w:rFonts w:ascii="Menlo" w:eastAsia="Times New Roman" w:hAnsi="Menlo" w:cs="Menlo"/>
+          <w:color w:val="CCCCCC"/>
+          <w:sz w:val="18"/>
+          <w:szCs w:val="18"/>
+          <w:bdr w:val="none" w:sz="0" w:space="0" w:color="auto"/>
+        </w:rPr>
+        <w:t>the most</w:t>
+      </w:r>
+      <w:proofErr w:type="gramEnd"/>
+      <w:r>
+        <w:rPr>
+          <w:rFonts w:ascii="Menlo" w:eastAsia="Times New Roman" w:hAnsi="Menlo" w:cs="Menlo"/>
+          <w:color w:val="CCCCCC"/>
+          <w:sz w:val="18"/>
+          <w:szCs w:val="18"/>
+          <w:bdr w:val="none" w:sz="0" w:space="0" w:color="auto"/>
+        </w:rPr>
+        <w:t xml:space="preserve"> number of survived females is the 1st </w:t>
+      </w:r>
+      <w:proofErr w:type="gramStart"/>
+      <w:r>
+        <w:rPr>
+          <w:rFonts w:ascii="Menlo" w:eastAsia="Times New Roman" w:hAnsi="Menlo" w:cs="Menlo"/>
+          <w:color w:val="CCCCCC"/>
+          <w:sz w:val="18"/>
+          <w:szCs w:val="18"/>
+          <w:bdr w:val="none" w:sz="0" w:space="0" w:color="auto"/>
+        </w:rPr>
+        <w:t>class</w:t>
+      </w:r>
+      <w:proofErr w:type="gramEnd"/>
+      <w:r>
+        <w:rPr>
+          <w:rFonts w:ascii="Menlo" w:eastAsia="Times New Roman" w:hAnsi="Menlo" w:cs="Menlo"/>
+          <w:color w:val="CCCCCC"/>
+          <w:sz w:val="18"/>
+          <w:szCs w:val="18"/>
+          <w:bdr w:val="none" w:sz="0" w:space="0" w:color="auto"/>
+        </w:rPr>
+        <w:t xml:space="preserve"> and the number of survived females is 74</w:t>
       </w:r>
     </w:p>
     <w:p>
@@ -2668,6 +2956,7 @@
           <w:sz w:val="26"/>
           <w:szCs w:val="26"/>
         </w:rPr>
+        <w:lastRenderedPageBreak/>
         <w:t xml:space="preserve">Using the Target variable (Survived) in </w:t>
       </w:r>
       <w:proofErr w:type="spellStart"/>
@@ -2711,6 +3000,24 @@
         </w:rPr>
         <w:t>What initial comment can you make about this distribution in terms of the frequency of each class?</w:t>
       </w:r>
+    </w:p>
+    <w:p>
+      <w:pPr>
+        <w:spacing w:after="160"/>
+        <w:rPr>
+          <w:rFonts w:ascii="Times" w:hAnsi="Times"/>
+          <w:sz w:val="26"/>
+          <w:szCs w:val="26"/>
+        </w:rPr>
+      </w:pPr>
+      <w:r>
+        <w:rPr>
+          <w:rFonts w:ascii="Times" w:eastAsia="Times" w:hAnsi="Times" w:cs="Times"/>
+          <w:sz w:val="26"/>
+          <w:szCs w:val="26"/>
+        </w:rPr>
+        <w:t>That fewer people survived which is odd because you would assume that a population is about half female and half male.  At least in the US.</w:t>
+      </w:r>
       <w:r>
         <w:rPr>
           <w:rFonts w:ascii="Times" w:eastAsia="Times" w:hAnsi="Times" w:cs="Times"/>
@@ -2757,34 +3064,16 @@
           <w:sz w:val="26"/>
           <w:szCs w:val="26"/>
         </w:rPr>
-        <w:t>pd.get_</w:t>
-      </w:r>
-      <w:proofErr w:type="gramStart"/>
-      <w:r>
-        <w:rPr>
-          <w:rFonts w:ascii="Times" w:hAnsi="Times"/>
-          <w:sz w:val="26"/>
-          <w:szCs w:val="26"/>
-        </w:rPr>
-        <w:t>dummies</w:t>
-      </w:r>
-      <w:proofErr w:type="spellEnd"/>
-      <w:r>
-        <w:rPr>
-          <w:rFonts w:ascii="Times" w:hAnsi="Times"/>
-          <w:sz w:val="26"/>
-          <w:szCs w:val="26"/>
-        </w:rPr>
-        <w:t>(</w:t>
-      </w:r>
-      <w:proofErr w:type="gramEnd"/>
-      <w:r>
-        <w:rPr>
-          <w:rFonts w:ascii="Times" w:hAnsi="Times"/>
-          <w:sz w:val="26"/>
-          <w:szCs w:val="26"/>
-        </w:rPr>
-        <w:t>)` function to convert categorical data into dummy variables (‘Sex’ and ‘Embarked’). Make sure to pass `</w:t>
+        <w:t>pd.get_dummies</w:t>
+      </w:r>
+      <w:proofErr w:type="spellEnd"/>
+      <w:r>
+        <w:rPr>
+          <w:rFonts w:ascii="Times" w:hAnsi="Times"/>
+          <w:sz w:val="26"/>
+          <w:szCs w:val="26"/>
+        </w:rPr>
+        <w:t>()` function to convert categorical data into dummy variables (‘Sex’ and ‘Embarked’). Make sure to pass `</w:t>
       </w:r>
       <w:proofErr w:type="spellStart"/>
       <w:r>
@@ -2811,34 +3100,16 @@
           <w:sz w:val="26"/>
           <w:szCs w:val="26"/>
         </w:rPr>
-        <w:t>get_</w:t>
-      </w:r>
-      <w:proofErr w:type="gramStart"/>
-      <w:r>
-        <w:rPr>
-          <w:rFonts w:ascii="Times" w:hAnsi="Times"/>
-          <w:sz w:val="26"/>
-          <w:szCs w:val="26"/>
-        </w:rPr>
-        <w:t>dummies</w:t>
-      </w:r>
-      <w:proofErr w:type="spellEnd"/>
-      <w:r>
-        <w:rPr>
-          <w:rFonts w:ascii="Times" w:hAnsi="Times"/>
-          <w:sz w:val="26"/>
-          <w:szCs w:val="26"/>
-        </w:rPr>
-        <w:t>(</w:t>
-      </w:r>
-      <w:proofErr w:type="gramEnd"/>
-      <w:r>
-        <w:rPr>
-          <w:rFonts w:ascii="Times" w:hAnsi="Times"/>
-          <w:sz w:val="26"/>
-          <w:szCs w:val="26"/>
-        </w:rPr>
-        <w:t xml:space="preserve">)` function. (Perform this only on </w:t>
+        <w:t>get_dummies</w:t>
+      </w:r>
+      <w:proofErr w:type="spellEnd"/>
+      <w:r>
+        <w:rPr>
+          <w:rFonts w:ascii="Times" w:hAnsi="Times"/>
+          <w:sz w:val="26"/>
+          <w:szCs w:val="26"/>
+        </w:rPr>
+        <w:t xml:space="preserve">()` function. (Perform this only on </w:t>
       </w:r>
       <w:proofErr w:type="spellStart"/>
       <w:r>
@@ -2899,13 +3170,24 @@
         </w:rPr>
         <w:t>What is the new shape of X?</w:t>
       </w:r>
-      <w:r>
-        <w:rPr>
-          <w:rFonts w:ascii="Times" w:eastAsia="Times" w:hAnsi="Times" w:cs="Times"/>
-          <w:sz w:val="26"/>
-          <w:szCs w:val="26"/>
-        </w:rPr>
-        <w:br/>
+    </w:p>
+    <w:p>
+      <w:pPr>
+        <w:spacing w:after="160"/>
+        <w:rPr>
+          <w:rFonts w:ascii="Times" w:hAnsi="Times"/>
+          <w:sz w:val="26"/>
+          <w:szCs w:val="26"/>
+        </w:rPr>
+      </w:pPr>
+      <w:r>
+        <w:rPr>
+          <w:rFonts w:ascii="Menlo" w:hAnsi="Menlo" w:cs="Menlo"/>
+          <w:color w:val="CCCCCC"/>
+          <w:sz w:val="18"/>
+          <w:szCs w:val="18"/>
+        </w:rPr>
+        <w:t>(710, 8)</w:t>
       </w:r>
       <w:r>
         <w:rPr>
@@ -3004,34 +3286,16 @@
           <w:sz w:val="26"/>
           <w:szCs w:val="26"/>
         </w:rPr>
-        <w:t>fit_</w:t>
-      </w:r>
-      <w:proofErr w:type="gramStart"/>
-      <w:r>
-        <w:rPr>
-          <w:rFonts w:ascii="Times" w:hAnsi="Times"/>
-          <w:sz w:val="26"/>
-          <w:szCs w:val="26"/>
-        </w:rPr>
-        <w:t>transform</w:t>
-      </w:r>
-      <w:proofErr w:type="spellEnd"/>
-      <w:r>
-        <w:rPr>
-          <w:rFonts w:ascii="Times" w:hAnsi="Times"/>
-          <w:sz w:val="26"/>
-          <w:szCs w:val="26"/>
-        </w:rPr>
-        <w:t>(</w:t>
-      </w:r>
-      <w:proofErr w:type="gramEnd"/>
-      <w:r>
-        <w:rPr>
-          <w:rFonts w:ascii="Times" w:hAnsi="Times"/>
-          <w:sz w:val="26"/>
-          <w:szCs w:val="26"/>
-        </w:rPr>
-        <w:t xml:space="preserve">)` function of the scaler to obtain the scaled data and store it back in </w:t>
+        <w:t>fit_transform</w:t>
+      </w:r>
+      <w:proofErr w:type="spellEnd"/>
+      <w:r>
+        <w:rPr>
+          <w:rFonts w:ascii="Times" w:hAnsi="Times"/>
+          <w:sz w:val="26"/>
+          <w:szCs w:val="26"/>
+        </w:rPr>
+        <w:t xml:space="preserve">()` function of the scaler to obtain the scaled data and store it back in </w:t>
       </w:r>
       <w:proofErr w:type="spellStart"/>
       <w:r>
@@ -3098,25 +3362,7 @@
           <w:sz w:val="26"/>
           <w:szCs w:val="26"/>
         </w:rPr>
-        <w:t xml:space="preserve"> using the scaler you have just fit, this time using the `</w:t>
-      </w:r>
-      <w:proofErr w:type="gramStart"/>
-      <w:r>
-        <w:rPr>
-          <w:rFonts w:ascii="Times" w:hAnsi="Times"/>
-          <w:sz w:val="26"/>
-          <w:szCs w:val="26"/>
-        </w:rPr>
-        <w:t>transform(</w:t>
-      </w:r>
-      <w:proofErr w:type="gramEnd"/>
-      <w:r>
-        <w:rPr>
-          <w:rFonts w:ascii="Times" w:hAnsi="Times"/>
-          <w:sz w:val="26"/>
-          <w:szCs w:val="26"/>
-        </w:rPr>
-        <w:t xml:space="preserve">)` function. Note: Store the scaled values back into </w:t>
+        <w:t xml:space="preserve"> using the scaler you have just fit, this time using the `transform()` function. Note: Store the scaled values back into </w:t>
       </w:r>
       <w:proofErr w:type="spellStart"/>
       <w:r>
@@ -3366,25 +3612,7 @@
           <w:szCs w:val="26"/>
         </w:rPr>
         <w:lastRenderedPageBreak/>
-        <w:t>Once instantiated, `</w:t>
-      </w:r>
-      <w:proofErr w:type="gramStart"/>
-      <w:r>
-        <w:rPr>
-          <w:rFonts w:ascii="Times" w:hAnsi="Times"/>
-          <w:sz w:val="26"/>
-          <w:szCs w:val="26"/>
-        </w:rPr>
-        <w:t>fit(</w:t>
-      </w:r>
-      <w:proofErr w:type="gramEnd"/>
-      <w:r>
-        <w:rPr>
-          <w:rFonts w:ascii="Times" w:hAnsi="Times"/>
-          <w:sz w:val="26"/>
-          <w:szCs w:val="26"/>
-        </w:rPr>
-        <w:t xml:space="preserve">)` the model using the </w:t>
+        <w:t xml:space="preserve">Once instantiated, `fit()` the model using the </w:t>
       </w:r>
       <w:r>
         <w:rPr>
@@ -3469,25 +3697,7 @@
           <w:sz w:val="26"/>
           <w:szCs w:val="26"/>
         </w:rPr>
-        <w:t>Employ the `</w:t>
-      </w:r>
-      <w:proofErr w:type="gramStart"/>
-      <w:r>
-        <w:rPr>
-          <w:rFonts w:ascii="Times" w:hAnsi="Times"/>
-          <w:sz w:val="26"/>
-          <w:szCs w:val="26"/>
-        </w:rPr>
-        <w:t>predict(</w:t>
-      </w:r>
-      <w:proofErr w:type="gramEnd"/>
-      <w:r>
-        <w:rPr>
-          <w:rFonts w:ascii="Times" w:hAnsi="Times"/>
-          <w:sz w:val="26"/>
-          <w:szCs w:val="26"/>
-        </w:rPr>
-        <w:t xml:space="preserve">)` function to obtain predictions on </w:t>
+        <w:t xml:space="preserve">Employ the `predict()` function to obtain predictions on </w:t>
       </w:r>
       <w:proofErr w:type="spellStart"/>
       <w:r>
@@ -4069,7 +4279,16 @@
           <w:sz w:val="26"/>
           <w:szCs w:val="26"/>
         </w:rPr>
-        <w:t>rain a new Logistic Regression model on the new training and use the pre-existing `</w:t>
+        <w:t xml:space="preserve">rain a new Logistic Regression model on the new training and use the </w:t>
+      </w:r>
+      <w:r>
+        <w:rPr>
+          <w:rFonts w:ascii="Times" w:hAnsi="Times"/>
+          <w:sz w:val="26"/>
+          <w:szCs w:val="26"/>
+        </w:rPr>
+        <w:lastRenderedPageBreak/>
+        <w:t>pre-existing `</w:t>
       </w:r>
       <w:proofErr w:type="spellStart"/>
       <w:r>
@@ -4252,7 +4471,6 @@
           <w:sz w:val="26"/>
           <w:szCs w:val="26"/>
         </w:rPr>
-        <w:lastRenderedPageBreak/>
         <w:t xml:space="preserve">Once instantiated, </w:t>
       </w:r>
       <w:r>
@@ -4263,23 +4481,13 @@
         </w:rPr>
         <w:t>`</w:t>
       </w:r>
-      <w:proofErr w:type="gramStart"/>
-      <w:r>
-        <w:rPr>
-          <w:rFonts w:ascii="Times" w:hAnsi="Times"/>
-          <w:sz w:val="26"/>
-          <w:szCs w:val="26"/>
-        </w:rPr>
-        <w:t>fit(</w:t>
-      </w:r>
-      <w:proofErr w:type="gramEnd"/>
-      <w:r>
-        <w:rPr>
-          <w:rFonts w:ascii="Times" w:hAnsi="Times"/>
-          <w:sz w:val="26"/>
-          <w:szCs w:val="26"/>
-        </w:rPr>
-        <w:t>)</w:t>
+      <w:r>
+        <w:rPr>
+          <w:rFonts w:ascii="Times" w:hAnsi="Times"/>
+          <w:sz w:val="26"/>
+          <w:szCs w:val="26"/>
+        </w:rPr>
+        <w:t>fit()</w:t>
       </w:r>
       <w:r>
         <w:rPr>
@@ -4418,23 +4626,13 @@
         </w:rPr>
         <w:t>`</w:t>
       </w:r>
-      <w:proofErr w:type="gramStart"/>
-      <w:r>
-        <w:rPr>
-          <w:rFonts w:ascii="Times" w:hAnsi="Times"/>
-          <w:sz w:val="26"/>
-          <w:szCs w:val="26"/>
-        </w:rPr>
-        <w:t>predict(</w:t>
-      </w:r>
-      <w:proofErr w:type="gramEnd"/>
-      <w:r>
-        <w:rPr>
-          <w:rFonts w:ascii="Times" w:hAnsi="Times"/>
-          <w:sz w:val="26"/>
-          <w:szCs w:val="26"/>
-        </w:rPr>
-        <w:t>)</w:t>
+      <w:r>
+        <w:rPr>
+          <w:rFonts w:ascii="Times" w:hAnsi="Times"/>
+          <w:sz w:val="26"/>
+          <w:szCs w:val="26"/>
+        </w:rPr>
+        <w:t>predict()</w:t>
       </w:r>
       <w:r>
         <w:rPr>
@@ -4602,13 +4800,23 @@
         </w:rPr>
         <w:t>What is your initial observation of the accuracy, is the accuracy higher or lower than that of the clean dataset?</w:t>
       </w:r>
-      <w:r>
-        <w:rPr>
-          <w:rFonts w:ascii="Times" w:eastAsia="Times" w:hAnsi="Times" w:cs="Times"/>
-          <w:sz w:val="26"/>
-          <w:szCs w:val="26"/>
-        </w:rPr>
-        <w:br/>
+    </w:p>
+    <w:p>
+      <w:pPr>
+        <w:spacing w:after="160"/>
+        <w:rPr>
+          <w:rFonts w:ascii="Times" w:hAnsi="Times"/>
+          <w:sz w:val="26"/>
+          <w:szCs w:val="26"/>
+        </w:rPr>
+      </w:pPr>
+      <w:r>
+        <w:rPr>
+          <w:rFonts w:ascii="Times" w:hAnsi="Times"/>
+          <w:sz w:val="26"/>
+          <w:szCs w:val="26"/>
+        </w:rPr>
+        <w:t>That the clean dataset has the highest accuracy of the logistic regression model at 88.83% however it goes down, as expected, with the addition of noise.</w:t>
       </w:r>
     </w:p>
     <w:p>
@@ -4726,34 +4934,16 @@
           <w:sz w:val="26"/>
           <w:szCs w:val="26"/>
         </w:rPr>
-        <w:t>classification_</w:t>
-      </w:r>
-      <w:proofErr w:type="gramStart"/>
-      <w:r>
-        <w:rPr>
-          <w:rFonts w:ascii="Times" w:hAnsi="Times"/>
-          <w:sz w:val="26"/>
-          <w:szCs w:val="26"/>
-        </w:rPr>
-        <w:t>report</w:t>
-      </w:r>
-      <w:proofErr w:type="spellEnd"/>
-      <w:r>
-        <w:rPr>
-          <w:rFonts w:ascii="Times" w:hAnsi="Times"/>
-          <w:sz w:val="26"/>
-          <w:szCs w:val="26"/>
-        </w:rPr>
-        <w:t>(</w:t>
-      </w:r>
-      <w:proofErr w:type="gramEnd"/>
-      <w:r>
-        <w:rPr>
-          <w:rFonts w:ascii="Times" w:hAnsi="Times"/>
-          <w:sz w:val="26"/>
-          <w:szCs w:val="26"/>
-        </w:rPr>
-        <w:t xml:space="preserve">)` function from </w:t>
+        <w:t>classification_report</w:t>
+      </w:r>
+      <w:proofErr w:type="spellEnd"/>
+      <w:r>
+        <w:rPr>
+          <w:rFonts w:ascii="Times" w:hAnsi="Times"/>
+          <w:sz w:val="26"/>
+          <w:szCs w:val="26"/>
+        </w:rPr>
+        <w:t xml:space="preserve">()` function from </w:t>
       </w:r>
       <w:proofErr w:type="spellStart"/>
       <w:r>
@@ -4950,7 +5140,6 @@
         <w:t xml:space="preserve"> class from </w:t>
       </w:r>
       <w:proofErr w:type="spellStart"/>
-      <w:proofErr w:type="gramStart"/>
       <w:r>
         <w:rPr>
           <w:rFonts w:ascii="Times" w:hAnsi="Times"/>
@@ -4960,7 +5149,6 @@
         <w:t>sklearn.calibration</w:t>
       </w:r>
       <w:proofErr w:type="spellEnd"/>
-      <w:proofErr w:type="gramEnd"/>
       <w:r>
         <w:rPr>
           <w:rFonts w:ascii="Times" w:hAnsi="Times"/>
@@ -5017,15 +5205,8 @@
           <w:sz w:val="26"/>
           <w:szCs w:val="26"/>
         </w:rPr>
-        <w:t>Report</w:t>
-      </w:r>
-      <w:r>
-        <w:rPr>
-          <w:rFonts w:ascii="Times" w:hAnsi="Times"/>
-          <w:sz w:val="26"/>
-          <w:szCs w:val="26"/>
-        </w:rPr>
-        <w:t xml:space="preserve"> the performance of the Logistic Regression (</w:t>
+        <w:lastRenderedPageBreak/>
+        <w:t>Report the performance of the Logistic Regression (</w:t>
       </w:r>
       <w:proofErr w:type="spellStart"/>
       <w:r>
@@ -5082,7 +5263,6 @@
               <w:bottom w:val="single" w:sz="4" w:space="0" w:color="000000"/>
               <w:right w:val="single" w:sz="4" w:space="0" w:color="000000"/>
             </w:tcBorders>
-            <w:shd w:val="clear" w:color="auto" w:fill="auto"/>
             <w:tcMar>
               <w:top w:w="80" w:type="dxa"/>
               <w:left w:w="80" w:type="dxa"/>
@@ -5116,7 +5296,6 @@
               <w:bottom w:val="single" w:sz="4" w:space="0" w:color="000000"/>
               <w:right w:val="single" w:sz="4" w:space="0" w:color="000000"/>
             </w:tcBorders>
-            <w:shd w:val="clear" w:color="auto" w:fill="auto"/>
             <w:tcMar>
               <w:top w:w="80" w:type="dxa"/>
               <w:left w:w="80" w:type="dxa"/>
@@ -5151,7 +5330,6 @@
               <w:bottom w:val="single" w:sz="4" w:space="0" w:color="000000"/>
               <w:right w:val="single" w:sz="4" w:space="0" w:color="000000"/>
             </w:tcBorders>
-            <w:shd w:val="clear" w:color="auto" w:fill="auto"/>
             <w:tcMar>
               <w:top w:w="80" w:type="dxa"/>
               <w:left w:w="80" w:type="dxa"/>
@@ -5186,7 +5364,6 @@
               <w:bottom w:val="single" w:sz="4" w:space="0" w:color="000000"/>
               <w:right w:val="single" w:sz="4" w:space="0" w:color="000000"/>
             </w:tcBorders>
-            <w:shd w:val="clear" w:color="auto" w:fill="auto"/>
             <w:tcMar>
               <w:top w:w="80" w:type="dxa"/>
               <w:left w:w="80" w:type="dxa"/>
@@ -5221,7 +5398,6 @@
               <w:bottom w:val="single" w:sz="4" w:space="0" w:color="000000"/>
               <w:right w:val="single" w:sz="4" w:space="0" w:color="000000"/>
             </w:tcBorders>
-            <w:shd w:val="clear" w:color="auto" w:fill="auto"/>
             <w:tcMar>
               <w:top w:w="80" w:type="dxa"/>
               <w:left w:w="80" w:type="dxa"/>
@@ -5261,7 +5437,6 @@
               <w:bottom w:val="single" w:sz="4" w:space="0" w:color="000000"/>
               <w:right w:val="single" w:sz="4" w:space="0" w:color="000000"/>
             </w:tcBorders>
-            <w:shd w:val="clear" w:color="auto" w:fill="auto"/>
             <w:tcMar>
               <w:top w:w="80" w:type="dxa"/>
               <w:left w:w="80" w:type="dxa"/>
@@ -5295,7 +5470,6 @@
               <w:bottom w:val="single" w:sz="4" w:space="0" w:color="000000"/>
               <w:right w:val="single" w:sz="4" w:space="0" w:color="000000"/>
             </w:tcBorders>
-            <w:shd w:val="clear" w:color="auto" w:fill="auto"/>
             <w:tcMar>
               <w:top w:w="80" w:type="dxa"/>
               <w:left w:w="80" w:type="dxa"/>
@@ -5327,7 +5501,6 @@
               <w:bottom w:val="single" w:sz="4" w:space="0" w:color="000000"/>
               <w:right w:val="single" w:sz="4" w:space="0" w:color="000000"/>
             </w:tcBorders>
-            <w:shd w:val="clear" w:color="auto" w:fill="auto"/>
             <w:tcMar>
               <w:top w:w="80" w:type="dxa"/>
               <w:left w:w="80" w:type="dxa"/>
@@ -5335,7 +5508,11 @@
               <w:right w:w="80" w:type="dxa"/>
             </w:tcMar>
           </w:tcPr>
-          <w:p/>
+          <w:p>
+            <w:r>
+              <w:t>0.90</w:t>
+            </w:r>
+          </w:p>
         </w:tc>
         <w:tc>
           <w:tcPr>
@@ -5346,7 +5523,6 @@
               <w:bottom w:val="single" w:sz="4" w:space="0" w:color="000000"/>
               <w:right w:val="single" w:sz="4" w:space="0" w:color="000000"/>
             </w:tcBorders>
-            <w:shd w:val="clear" w:color="auto" w:fill="auto"/>
             <w:tcMar>
               <w:top w:w="80" w:type="dxa"/>
               <w:left w:w="80" w:type="dxa"/>
@@ -5354,7 +5530,11 @@
               <w:right w:w="80" w:type="dxa"/>
             </w:tcMar>
           </w:tcPr>
-          <w:p/>
+          <w:p>
+            <w:r>
+              <w:t>0.93</w:t>
+            </w:r>
+          </w:p>
         </w:tc>
         <w:tc>
           <w:tcPr>
@@ -5365,7 +5545,6 @@
               <w:bottom w:val="single" w:sz="4" w:space="0" w:color="000000"/>
               <w:right w:val="single" w:sz="4" w:space="0" w:color="000000"/>
             </w:tcBorders>
-            <w:shd w:val="clear" w:color="auto" w:fill="auto"/>
             <w:tcMar>
               <w:top w:w="80" w:type="dxa"/>
               <w:left w:w="80" w:type="dxa"/>
@@ -5373,7 +5552,11 @@
               <w:right w:w="80" w:type="dxa"/>
             </w:tcMar>
           </w:tcPr>
-          <w:p/>
+          <w:p>
+            <w:r>
+              <w:t>0.91</w:t>
+            </w:r>
+          </w:p>
         </w:tc>
       </w:tr>
       <w:tr>
@@ -5389,7 +5572,6 @@
               <w:bottom w:val="single" w:sz="4" w:space="0" w:color="000000"/>
               <w:right w:val="single" w:sz="4" w:space="0" w:color="000000"/>
             </w:tcBorders>
-            <w:shd w:val="clear" w:color="auto" w:fill="auto"/>
             <w:tcMar>
               <w:top w:w="80" w:type="dxa"/>
               <w:left w:w="80" w:type="dxa"/>
@@ -5423,7 +5605,6 @@
               <w:bottom w:val="single" w:sz="4" w:space="0" w:color="000000"/>
               <w:right w:val="single" w:sz="4" w:space="0" w:color="000000"/>
             </w:tcBorders>
-            <w:shd w:val="clear" w:color="auto" w:fill="auto"/>
             <w:tcMar>
               <w:top w:w="80" w:type="dxa"/>
               <w:left w:w="80" w:type="dxa"/>
@@ -5455,7 +5636,6 @@
               <w:bottom w:val="single" w:sz="4" w:space="0" w:color="000000"/>
               <w:right w:val="single" w:sz="4" w:space="0" w:color="000000"/>
             </w:tcBorders>
-            <w:shd w:val="clear" w:color="auto" w:fill="auto"/>
             <w:tcMar>
               <w:top w:w="80" w:type="dxa"/>
               <w:left w:w="80" w:type="dxa"/>
@@ -5463,7 +5643,11 @@
               <w:right w:w="80" w:type="dxa"/>
             </w:tcMar>
           </w:tcPr>
-          <w:p/>
+          <w:p>
+            <w:r>
+              <w:t>0.87</w:t>
+            </w:r>
+          </w:p>
         </w:tc>
         <w:tc>
           <w:tcPr>
@@ -5474,7 +5658,6 @@
               <w:bottom w:val="single" w:sz="4" w:space="0" w:color="000000"/>
               <w:right w:val="single" w:sz="4" w:space="0" w:color="000000"/>
             </w:tcBorders>
-            <w:shd w:val="clear" w:color="auto" w:fill="auto"/>
             <w:tcMar>
               <w:top w:w="80" w:type="dxa"/>
               <w:left w:w="80" w:type="dxa"/>
@@ -5482,7 +5665,11 @@
               <w:right w:w="80" w:type="dxa"/>
             </w:tcMar>
           </w:tcPr>
-          <w:p/>
+          <w:p>
+            <w:r>
+              <w:t>0.82</w:t>
+            </w:r>
+          </w:p>
         </w:tc>
         <w:tc>
           <w:tcPr>
@@ -5493,7 +5680,6 @@
               <w:bottom w:val="single" w:sz="4" w:space="0" w:color="000000"/>
               <w:right w:val="single" w:sz="4" w:space="0" w:color="000000"/>
             </w:tcBorders>
-            <w:shd w:val="clear" w:color="auto" w:fill="auto"/>
             <w:tcMar>
               <w:top w:w="80" w:type="dxa"/>
               <w:left w:w="80" w:type="dxa"/>
@@ -5501,7 +5687,11 @@
               <w:right w:w="80" w:type="dxa"/>
             </w:tcMar>
           </w:tcPr>
-          <w:p/>
+          <w:p>
+            <w:r>
+              <w:t>0.84</w:t>
+            </w:r>
+          </w:p>
         </w:tc>
       </w:tr>
     </w:tbl>
@@ -5589,7 +5779,6 @@
               <w:bottom w:val="single" w:sz="4" w:space="0" w:color="000000"/>
               <w:right w:val="single" w:sz="4" w:space="0" w:color="000000"/>
             </w:tcBorders>
-            <w:shd w:val="clear" w:color="auto" w:fill="auto"/>
             <w:tcMar>
               <w:top w:w="80" w:type="dxa"/>
               <w:left w:w="80" w:type="dxa"/>
@@ -5610,7 +5799,6 @@
                 <w:sz w:val="18"/>
                 <w:szCs w:val="18"/>
               </w:rPr>
-              <w:lastRenderedPageBreak/>
               <w:t>Model Name</w:t>
             </w:r>
           </w:p>
@@ -5624,7 +5812,6 @@
               <w:bottom w:val="single" w:sz="4" w:space="0" w:color="000000"/>
               <w:right w:val="single" w:sz="4" w:space="0" w:color="000000"/>
             </w:tcBorders>
-            <w:shd w:val="clear" w:color="auto" w:fill="auto"/>
             <w:tcMar>
               <w:top w:w="80" w:type="dxa"/>
               <w:left w:w="80" w:type="dxa"/>
@@ -5659,7 +5846,6 @@
               <w:bottom w:val="single" w:sz="4" w:space="0" w:color="000000"/>
               <w:right w:val="single" w:sz="4" w:space="0" w:color="000000"/>
             </w:tcBorders>
-            <w:shd w:val="clear" w:color="auto" w:fill="auto"/>
             <w:tcMar>
               <w:top w:w="80" w:type="dxa"/>
               <w:left w:w="80" w:type="dxa"/>
@@ -5694,7 +5880,6 @@
               <w:bottom w:val="single" w:sz="4" w:space="0" w:color="000000"/>
               <w:right w:val="single" w:sz="4" w:space="0" w:color="000000"/>
             </w:tcBorders>
-            <w:shd w:val="clear" w:color="auto" w:fill="auto"/>
             <w:tcMar>
               <w:top w:w="80" w:type="dxa"/>
               <w:left w:w="80" w:type="dxa"/>
@@ -5729,7 +5914,6 @@
               <w:bottom w:val="single" w:sz="4" w:space="0" w:color="000000"/>
               <w:right w:val="single" w:sz="4" w:space="0" w:color="000000"/>
             </w:tcBorders>
-            <w:shd w:val="clear" w:color="auto" w:fill="auto"/>
             <w:tcMar>
               <w:top w:w="80" w:type="dxa"/>
               <w:left w:w="80" w:type="dxa"/>
@@ -5769,7 +5953,6 @@
               <w:bottom w:val="single" w:sz="4" w:space="0" w:color="000000"/>
               <w:right w:val="single" w:sz="4" w:space="0" w:color="000000"/>
             </w:tcBorders>
-            <w:shd w:val="clear" w:color="auto" w:fill="auto"/>
             <w:tcMar>
               <w:top w:w="80" w:type="dxa"/>
               <w:left w:w="80" w:type="dxa"/>
@@ -5803,7 +5986,6 @@
               <w:bottom w:val="single" w:sz="4" w:space="0" w:color="000000"/>
               <w:right w:val="single" w:sz="4" w:space="0" w:color="000000"/>
             </w:tcBorders>
-            <w:shd w:val="clear" w:color="auto" w:fill="auto"/>
             <w:tcMar>
               <w:top w:w="80" w:type="dxa"/>
               <w:left w:w="80" w:type="dxa"/>
@@ -5835,7 +6017,6 @@
               <w:bottom w:val="single" w:sz="4" w:space="0" w:color="000000"/>
               <w:right w:val="single" w:sz="4" w:space="0" w:color="000000"/>
             </w:tcBorders>
-            <w:shd w:val="clear" w:color="auto" w:fill="auto"/>
             <w:tcMar>
               <w:top w:w="80" w:type="dxa"/>
               <w:left w:w="80" w:type="dxa"/>
@@ -5843,7 +6024,11 @@
               <w:right w:w="80" w:type="dxa"/>
             </w:tcMar>
           </w:tcPr>
-          <w:p/>
+          <w:p>
+            <w:r>
+              <w:t>0.90</w:t>
+            </w:r>
+          </w:p>
         </w:tc>
         <w:tc>
           <w:tcPr>
@@ -5854,7 +6039,6 @@
               <w:bottom w:val="single" w:sz="4" w:space="0" w:color="000000"/>
               <w:right w:val="single" w:sz="4" w:space="0" w:color="000000"/>
             </w:tcBorders>
-            <w:shd w:val="clear" w:color="auto" w:fill="auto"/>
             <w:tcMar>
               <w:top w:w="80" w:type="dxa"/>
               <w:left w:w="80" w:type="dxa"/>
@@ -5862,7 +6046,11 @@
               <w:right w:w="80" w:type="dxa"/>
             </w:tcMar>
           </w:tcPr>
-          <w:p/>
+          <w:p>
+            <w:r>
+              <w:t>0.93</w:t>
+            </w:r>
+          </w:p>
         </w:tc>
         <w:tc>
           <w:tcPr>
@@ -5873,7 +6061,6 @@
               <w:bottom w:val="single" w:sz="4" w:space="0" w:color="000000"/>
               <w:right w:val="single" w:sz="4" w:space="0" w:color="000000"/>
             </w:tcBorders>
-            <w:shd w:val="clear" w:color="auto" w:fill="auto"/>
             <w:tcMar>
               <w:top w:w="80" w:type="dxa"/>
               <w:left w:w="80" w:type="dxa"/>
@@ -5881,7 +6068,11 @@
               <w:right w:w="80" w:type="dxa"/>
             </w:tcMar>
           </w:tcPr>
-          <w:p/>
+          <w:p>
+            <w:r>
+              <w:t>0.91</w:t>
+            </w:r>
+          </w:p>
         </w:tc>
       </w:tr>
       <w:tr>
@@ -5897,7 +6088,6 @@
               <w:bottom w:val="single" w:sz="4" w:space="0" w:color="000000"/>
               <w:right w:val="single" w:sz="4" w:space="0" w:color="000000"/>
             </w:tcBorders>
-            <w:shd w:val="clear" w:color="auto" w:fill="auto"/>
             <w:tcMar>
               <w:top w:w="80" w:type="dxa"/>
               <w:left w:w="80" w:type="dxa"/>
@@ -5931,7 +6121,6 @@
               <w:bottom w:val="single" w:sz="4" w:space="0" w:color="000000"/>
               <w:right w:val="single" w:sz="4" w:space="0" w:color="000000"/>
             </w:tcBorders>
-            <w:shd w:val="clear" w:color="auto" w:fill="auto"/>
             <w:tcMar>
               <w:top w:w="80" w:type="dxa"/>
               <w:left w:w="80" w:type="dxa"/>
@@ -5963,7 +6152,6 @@
               <w:bottom w:val="single" w:sz="4" w:space="0" w:color="000000"/>
               <w:right w:val="single" w:sz="4" w:space="0" w:color="000000"/>
             </w:tcBorders>
-            <w:shd w:val="clear" w:color="auto" w:fill="auto"/>
             <w:tcMar>
               <w:top w:w="80" w:type="dxa"/>
               <w:left w:w="80" w:type="dxa"/>
@@ -5971,7 +6159,11 @@
               <w:right w:w="80" w:type="dxa"/>
             </w:tcMar>
           </w:tcPr>
-          <w:p/>
+          <w:p>
+            <w:r>
+              <w:t>0.87</w:t>
+            </w:r>
+          </w:p>
         </w:tc>
         <w:tc>
           <w:tcPr>
@@ -5982,7 +6174,6 @@
               <w:bottom w:val="single" w:sz="4" w:space="0" w:color="000000"/>
               <w:right w:val="single" w:sz="4" w:space="0" w:color="000000"/>
             </w:tcBorders>
-            <w:shd w:val="clear" w:color="auto" w:fill="auto"/>
             <w:tcMar>
               <w:top w:w="80" w:type="dxa"/>
               <w:left w:w="80" w:type="dxa"/>
@@ -5990,7 +6181,11 @@
               <w:right w:w="80" w:type="dxa"/>
             </w:tcMar>
           </w:tcPr>
-          <w:p/>
+          <w:p>
+            <w:r>
+              <w:t>0.82</w:t>
+            </w:r>
+          </w:p>
         </w:tc>
         <w:tc>
           <w:tcPr>
@@ -6001,7 +6196,6 @@
               <w:bottom w:val="single" w:sz="4" w:space="0" w:color="000000"/>
               <w:right w:val="single" w:sz="4" w:space="0" w:color="000000"/>
             </w:tcBorders>
-            <w:shd w:val="clear" w:color="auto" w:fill="auto"/>
             <w:tcMar>
               <w:top w:w="80" w:type="dxa"/>
               <w:left w:w="80" w:type="dxa"/>
@@ -6009,7 +6203,11 @@
               <w:right w:w="80" w:type="dxa"/>
             </w:tcMar>
           </w:tcPr>
-          <w:p/>
+          <w:p>
+            <w:r>
+              <w:t>0.84</w:t>
+            </w:r>
+          </w:p>
         </w:tc>
       </w:tr>
       <w:tr>
@@ -6025,7 +6223,6 @@
               <w:bottom w:val="single" w:sz="4" w:space="0" w:color="000000"/>
               <w:right w:val="single" w:sz="4" w:space="0" w:color="000000"/>
             </w:tcBorders>
-            <w:shd w:val="clear" w:color="auto" w:fill="auto"/>
             <w:tcMar>
               <w:top w:w="80" w:type="dxa"/>
               <w:left w:w="80" w:type="dxa"/>
@@ -6057,7 +6254,6 @@
               <w:bottom w:val="single" w:sz="4" w:space="0" w:color="000000"/>
               <w:right w:val="single" w:sz="4" w:space="0" w:color="000000"/>
             </w:tcBorders>
-            <w:shd w:val="clear" w:color="auto" w:fill="auto"/>
             <w:tcMar>
               <w:top w:w="80" w:type="dxa"/>
               <w:left w:w="80" w:type="dxa"/>
@@ -6089,7 +6285,6 @@
               <w:bottom w:val="single" w:sz="4" w:space="0" w:color="000000"/>
               <w:right w:val="single" w:sz="4" w:space="0" w:color="000000"/>
             </w:tcBorders>
-            <w:shd w:val="clear" w:color="auto" w:fill="auto"/>
             <w:tcMar>
               <w:top w:w="80" w:type="dxa"/>
               <w:left w:w="80" w:type="dxa"/>
@@ -6097,7 +6292,11 @@
               <w:right w:w="80" w:type="dxa"/>
             </w:tcMar>
           </w:tcPr>
-          <w:p/>
+          <w:p>
+            <w:r>
+              <w:t>0.85</w:t>
+            </w:r>
+          </w:p>
         </w:tc>
         <w:tc>
           <w:tcPr>
@@ -6108,7 +6307,6 @@
               <w:bottom w:val="single" w:sz="4" w:space="0" w:color="000000"/>
               <w:right w:val="single" w:sz="4" w:space="0" w:color="000000"/>
             </w:tcBorders>
-            <w:shd w:val="clear" w:color="auto" w:fill="auto"/>
             <w:tcMar>
               <w:top w:w="80" w:type="dxa"/>
               <w:left w:w="80" w:type="dxa"/>
@@ -6116,7 +6314,11 @@
               <w:right w:w="80" w:type="dxa"/>
             </w:tcMar>
           </w:tcPr>
-          <w:p/>
+          <w:p>
+            <w:r>
+              <w:t>0.92</w:t>
+            </w:r>
+          </w:p>
         </w:tc>
         <w:tc>
           <w:tcPr>
@@ -6127,7 +6329,6 @@
               <w:bottom w:val="single" w:sz="4" w:space="0" w:color="000000"/>
               <w:right w:val="single" w:sz="4" w:space="0" w:color="000000"/>
             </w:tcBorders>
-            <w:shd w:val="clear" w:color="auto" w:fill="auto"/>
             <w:tcMar>
               <w:top w:w="80" w:type="dxa"/>
               <w:left w:w="80" w:type="dxa"/>
@@ -6135,7 +6336,11 @@
               <w:right w:w="80" w:type="dxa"/>
             </w:tcMar>
           </w:tcPr>
-          <w:p/>
+          <w:p>
+            <w:r>
+              <w:t>0.88</w:t>
+            </w:r>
+          </w:p>
         </w:tc>
       </w:tr>
       <w:tr>
@@ -6151,7 +6356,6 @@
               <w:bottom w:val="single" w:sz="4" w:space="0" w:color="000000"/>
               <w:right w:val="single" w:sz="4" w:space="0" w:color="000000"/>
             </w:tcBorders>
-            <w:shd w:val="clear" w:color="auto" w:fill="auto"/>
             <w:tcMar>
               <w:top w:w="80" w:type="dxa"/>
               <w:left w:w="80" w:type="dxa"/>
@@ -6183,7 +6387,6 @@
               <w:bottom w:val="single" w:sz="4" w:space="0" w:color="000000"/>
               <w:right w:val="single" w:sz="4" w:space="0" w:color="000000"/>
             </w:tcBorders>
-            <w:shd w:val="clear" w:color="auto" w:fill="auto"/>
             <w:tcMar>
               <w:top w:w="80" w:type="dxa"/>
               <w:left w:w="80" w:type="dxa"/>
@@ -6215,7 +6418,6 @@
               <w:bottom w:val="single" w:sz="4" w:space="0" w:color="000000"/>
               <w:right w:val="single" w:sz="4" w:space="0" w:color="000000"/>
             </w:tcBorders>
-            <w:shd w:val="clear" w:color="auto" w:fill="auto"/>
             <w:tcMar>
               <w:top w:w="80" w:type="dxa"/>
               <w:left w:w="80" w:type="dxa"/>
@@ -6223,7 +6425,11 @@
               <w:right w:w="80" w:type="dxa"/>
             </w:tcMar>
           </w:tcPr>
-          <w:p/>
+          <w:p>
+            <w:r>
+              <w:t>0.84</w:t>
+            </w:r>
+          </w:p>
         </w:tc>
         <w:tc>
           <w:tcPr>
@@ -6234,7 +6440,6 @@
               <w:bottom w:val="single" w:sz="4" w:space="0" w:color="000000"/>
               <w:right w:val="single" w:sz="4" w:space="0" w:color="000000"/>
             </w:tcBorders>
-            <w:shd w:val="clear" w:color="auto" w:fill="auto"/>
             <w:tcMar>
               <w:top w:w="80" w:type="dxa"/>
               <w:left w:w="80" w:type="dxa"/>
@@ -6242,7 +6447,11 @@
               <w:right w:w="80" w:type="dxa"/>
             </w:tcMar>
           </w:tcPr>
-          <w:p/>
+          <w:p>
+            <w:r>
+              <w:t>0.71</w:t>
+            </w:r>
+          </w:p>
         </w:tc>
         <w:tc>
           <w:tcPr>
@@ -6253,7 +6462,6 @@
               <w:bottom w:val="single" w:sz="4" w:space="0" w:color="000000"/>
               <w:right w:val="single" w:sz="4" w:space="0" w:color="000000"/>
             </w:tcBorders>
-            <w:shd w:val="clear" w:color="auto" w:fill="auto"/>
             <w:tcMar>
               <w:top w:w="80" w:type="dxa"/>
               <w:left w:w="80" w:type="dxa"/>
@@ -6261,7 +6469,11 @@
               <w:right w:w="80" w:type="dxa"/>
             </w:tcMar>
           </w:tcPr>
-          <w:p/>
+          <w:p>
+            <w:r>
+              <w:t>0.77</w:t>
+            </w:r>
+          </w:p>
         </w:tc>
       </w:tr>
       <w:tr>
@@ -6277,7 +6489,6 @@
               <w:bottom w:val="single" w:sz="4" w:space="0" w:color="000000"/>
               <w:right w:val="single" w:sz="4" w:space="0" w:color="000000"/>
             </w:tcBorders>
-            <w:shd w:val="clear" w:color="auto" w:fill="auto"/>
             <w:tcMar>
               <w:top w:w="80" w:type="dxa"/>
               <w:left w:w="80" w:type="dxa"/>
@@ -6309,7 +6520,6 @@
               <w:bottom w:val="single" w:sz="4" w:space="0" w:color="000000"/>
               <w:right w:val="single" w:sz="4" w:space="0" w:color="000000"/>
             </w:tcBorders>
-            <w:shd w:val="clear" w:color="auto" w:fill="auto"/>
             <w:tcMar>
               <w:top w:w="80" w:type="dxa"/>
               <w:left w:w="80" w:type="dxa"/>
@@ -6341,7 +6551,6 @@
               <w:bottom w:val="single" w:sz="4" w:space="0" w:color="000000"/>
               <w:right w:val="single" w:sz="4" w:space="0" w:color="000000"/>
             </w:tcBorders>
-            <w:shd w:val="clear" w:color="auto" w:fill="auto"/>
             <w:tcMar>
               <w:top w:w="80" w:type="dxa"/>
               <w:left w:w="80" w:type="dxa"/>
@@ -6349,7 +6558,11 @@
               <w:right w:w="80" w:type="dxa"/>
             </w:tcMar>
           </w:tcPr>
-          <w:p/>
+          <w:p>
+            <w:r>
+              <w:t>0.74</w:t>
+            </w:r>
+          </w:p>
         </w:tc>
         <w:tc>
           <w:tcPr>
@@ -6360,7 +6573,6 @@
               <w:bottom w:val="single" w:sz="4" w:space="0" w:color="000000"/>
               <w:right w:val="single" w:sz="4" w:space="0" w:color="000000"/>
             </w:tcBorders>
-            <w:shd w:val="clear" w:color="auto" w:fill="auto"/>
             <w:tcMar>
               <w:top w:w="80" w:type="dxa"/>
               <w:left w:w="80" w:type="dxa"/>
@@ -6368,7 +6580,11 @@
               <w:right w:w="80" w:type="dxa"/>
             </w:tcMar>
           </w:tcPr>
-          <w:p/>
+          <w:p>
+            <w:r>
+              <w:t>0.97</w:t>
+            </w:r>
+          </w:p>
         </w:tc>
         <w:tc>
           <w:tcPr>
@@ -6379,7 +6595,6 @@
               <w:bottom w:val="single" w:sz="4" w:space="0" w:color="000000"/>
               <w:right w:val="single" w:sz="4" w:space="0" w:color="000000"/>
             </w:tcBorders>
-            <w:shd w:val="clear" w:color="auto" w:fill="auto"/>
             <w:tcMar>
               <w:top w:w="80" w:type="dxa"/>
               <w:left w:w="80" w:type="dxa"/>
@@ -6387,7 +6602,11 @@
               <w:right w:w="80" w:type="dxa"/>
             </w:tcMar>
           </w:tcPr>
-          <w:p/>
+          <w:p>
+            <w:r>
+              <w:t>0.84</w:t>
+            </w:r>
+          </w:p>
         </w:tc>
       </w:tr>
       <w:tr>
@@ -6403,7 +6622,6 @@
               <w:bottom w:val="single" w:sz="4" w:space="0" w:color="000000"/>
               <w:right w:val="single" w:sz="4" w:space="0" w:color="000000"/>
             </w:tcBorders>
-            <w:shd w:val="clear" w:color="auto" w:fill="auto"/>
             <w:tcMar>
               <w:top w:w="80" w:type="dxa"/>
               <w:left w:w="80" w:type="dxa"/>
@@ -6435,7 +6653,6 @@
               <w:bottom w:val="single" w:sz="4" w:space="0" w:color="000000"/>
               <w:right w:val="single" w:sz="4" w:space="0" w:color="000000"/>
             </w:tcBorders>
-            <w:shd w:val="clear" w:color="auto" w:fill="auto"/>
             <w:tcMar>
               <w:top w:w="80" w:type="dxa"/>
               <w:left w:w="80" w:type="dxa"/>
@@ -6467,7 +6684,6 @@
               <w:bottom w:val="single" w:sz="4" w:space="0" w:color="000000"/>
               <w:right w:val="single" w:sz="4" w:space="0" w:color="000000"/>
             </w:tcBorders>
-            <w:shd w:val="clear" w:color="auto" w:fill="auto"/>
             <w:tcMar>
               <w:top w:w="80" w:type="dxa"/>
               <w:left w:w="80" w:type="dxa"/>
@@ -6475,7 +6691,11 @@
               <w:right w:w="80" w:type="dxa"/>
             </w:tcMar>
           </w:tcPr>
-          <w:p/>
+          <w:p>
+            <w:r>
+              <w:t>0.90</w:t>
+            </w:r>
+          </w:p>
         </w:tc>
         <w:tc>
           <w:tcPr>
@@ -6486,7 +6706,6 @@
               <w:bottom w:val="single" w:sz="4" w:space="0" w:color="000000"/>
               <w:right w:val="single" w:sz="4" w:space="0" w:color="000000"/>
             </w:tcBorders>
-            <w:shd w:val="clear" w:color="auto" w:fill="auto"/>
             <w:tcMar>
               <w:top w:w="80" w:type="dxa"/>
               <w:left w:w="80" w:type="dxa"/>
@@ -6494,7 +6713,11 @@
               <w:right w:w="80" w:type="dxa"/>
             </w:tcMar>
           </w:tcPr>
-          <w:p/>
+          <w:p>
+            <w:r>
+              <w:t>0.41</w:t>
+            </w:r>
+          </w:p>
         </w:tc>
         <w:tc>
           <w:tcPr>
@@ -6505,7 +6728,6 @@
               <w:bottom w:val="single" w:sz="4" w:space="0" w:color="000000"/>
               <w:right w:val="single" w:sz="4" w:space="0" w:color="000000"/>
             </w:tcBorders>
-            <w:shd w:val="clear" w:color="auto" w:fill="auto"/>
             <w:tcMar>
               <w:top w:w="80" w:type="dxa"/>
               <w:left w:w="80" w:type="dxa"/>
@@ -6513,7 +6735,11 @@
               <w:right w:w="80" w:type="dxa"/>
             </w:tcMar>
           </w:tcPr>
-          <w:p/>
+          <w:p>
+            <w:r>
+              <w:t>0.56</w:t>
+            </w:r>
+          </w:p>
         </w:tc>
       </w:tr>
       <w:tr>
@@ -6529,7 +6755,6 @@
               <w:bottom w:val="single" w:sz="4" w:space="0" w:color="000000"/>
               <w:right w:val="single" w:sz="4" w:space="0" w:color="000000"/>
             </w:tcBorders>
-            <w:shd w:val="clear" w:color="auto" w:fill="auto"/>
             <w:tcMar>
               <w:top w:w="80" w:type="dxa"/>
               <w:left w:w="80" w:type="dxa"/>
@@ -6561,7 +6786,6 @@
               <w:bottom w:val="single" w:sz="4" w:space="0" w:color="000000"/>
               <w:right w:val="single" w:sz="4" w:space="0" w:color="000000"/>
             </w:tcBorders>
-            <w:shd w:val="clear" w:color="auto" w:fill="auto"/>
             <w:tcMar>
               <w:top w:w="80" w:type="dxa"/>
               <w:left w:w="80" w:type="dxa"/>
@@ -6593,7 +6817,6 @@
               <w:bottom w:val="single" w:sz="4" w:space="0" w:color="000000"/>
               <w:right w:val="single" w:sz="4" w:space="0" w:color="000000"/>
             </w:tcBorders>
-            <w:shd w:val="clear" w:color="auto" w:fill="auto"/>
             <w:tcMar>
               <w:top w:w="80" w:type="dxa"/>
               <w:left w:w="80" w:type="dxa"/>
@@ -6601,7 +6824,11 @@
               <w:right w:w="80" w:type="dxa"/>
             </w:tcMar>
           </w:tcPr>
-          <w:p/>
+          <w:p>
+            <w:r>
+              <w:t>0.68</w:t>
+            </w:r>
+          </w:p>
         </w:tc>
         <w:tc>
           <w:tcPr>
@@ -6612,7 +6839,6 @@
               <w:bottom w:val="single" w:sz="4" w:space="0" w:color="000000"/>
               <w:right w:val="single" w:sz="4" w:space="0" w:color="000000"/>
             </w:tcBorders>
-            <w:shd w:val="clear" w:color="auto" w:fill="auto"/>
             <w:tcMar>
               <w:top w:w="80" w:type="dxa"/>
               <w:left w:w="80" w:type="dxa"/>
@@ -6620,7 +6846,11 @@
               <w:right w:w="80" w:type="dxa"/>
             </w:tcMar>
           </w:tcPr>
-          <w:p/>
+          <w:p>
+            <w:r>
+              <w:t>0.73</w:t>
+            </w:r>
+          </w:p>
         </w:tc>
         <w:tc>
           <w:tcPr>
@@ -6631,7 +6861,6 @@
               <w:bottom w:val="single" w:sz="4" w:space="0" w:color="000000"/>
               <w:right w:val="single" w:sz="4" w:space="0" w:color="000000"/>
             </w:tcBorders>
-            <w:shd w:val="clear" w:color="auto" w:fill="auto"/>
             <w:tcMar>
               <w:top w:w="80" w:type="dxa"/>
               <w:left w:w="80" w:type="dxa"/>
@@ -6639,7 +6868,11 @@
               <w:right w:w="80" w:type="dxa"/>
             </w:tcMar>
           </w:tcPr>
-          <w:p/>
+          <w:p>
+            <w:r>
+              <w:t>0.70</w:t>
+            </w:r>
+          </w:p>
         </w:tc>
       </w:tr>
       <w:tr>
@@ -6655,7 +6888,6 @@
               <w:bottom w:val="single" w:sz="4" w:space="0" w:color="000000"/>
               <w:right w:val="single" w:sz="4" w:space="0" w:color="000000"/>
             </w:tcBorders>
-            <w:shd w:val="clear" w:color="auto" w:fill="auto"/>
             <w:tcMar>
               <w:top w:w="80" w:type="dxa"/>
               <w:left w:w="80" w:type="dxa"/>
@@ -6687,7 +6919,6 @@
               <w:bottom w:val="single" w:sz="4" w:space="0" w:color="000000"/>
               <w:right w:val="single" w:sz="4" w:space="0" w:color="000000"/>
             </w:tcBorders>
-            <w:shd w:val="clear" w:color="auto" w:fill="auto"/>
             <w:tcMar>
               <w:top w:w="80" w:type="dxa"/>
               <w:left w:w="80" w:type="dxa"/>
@@ -6719,7 +6950,6 @@
               <w:bottom w:val="single" w:sz="4" w:space="0" w:color="000000"/>
               <w:right w:val="single" w:sz="4" w:space="0" w:color="000000"/>
             </w:tcBorders>
-            <w:shd w:val="clear" w:color="auto" w:fill="auto"/>
             <w:tcMar>
               <w:top w:w="80" w:type="dxa"/>
               <w:left w:w="80" w:type="dxa"/>
@@ -6727,7 +6957,11 @@
               <w:right w:w="80" w:type="dxa"/>
             </w:tcMar>
           </w:tcPr>
-          <w:p/>
+          <w:p>
+            <w:r>
+              <w:t>0.47</w:t>
+            </w:r>
+          </w:p>
         </w:tc>
         <w:tc>
           <w:tcPr>
@@ -6738,7 +6972,6 @@
               <w:bottom w:val="single" w:sz="4" w:space="0" w:color="000000"/>
               <w:right w:val="single" w:sz="4" w:space="0" w:color="000000"/>
             </w:tcBorders>
-            <w:shd w:val="clear" w:color="auto" w:fill="auto"/>
             <w:tcMar>
               <w:top w:w="80" w:type="dxa"/>
               <w:left w:w="80" w:type="dxa"/>
@@ -6746,7 +6979,11 @@
               <w:right w:w="80" w:type="dxa"/>
             </w:tcMar>
           </w:tcPr>
-          <w:p/>
+          <w:p>
+            <w:r>
+              <w:t>0.41</w:t>
+            </w:r>
+          </w:p>
         </w:tc>
         <w:tc>
           <w:tcPr>
@@ -6757,7 +6994,6 @@
               <w:bottom w:val="single" w:sz="4" w:space="0" w:color="000000"/>
               <w:right w:val="single" w:sz="4" w:space="0" w:color="000000"/>
             </w:tcBorders>
-            <w:shd w:val="clear" w:color="auto" w:fill="auto"/>
             <w:tcMar>
               <w:top w:w="80" w:type="dxa"/>
               <w:left w:w="80" w:type="dxa"/>
@@ -6765,7 +7001,11 @@
               <w:right w:w="80" w:type="dxa"/>
             </w:tcMar>
           </w:tcPr>
-          <w:p/>
+          <w:p>
+            <w:r>
+              <w:t>0.44</w:t>
+            </w:r>
+          </w:p>
         </w:tc>
       </w:tr>
     </w:tbl>
@@ -6787,7 +7027,7 @@
 </file>
 
 <file path=word/endnotes.xml><?xml version="1.0" encoding="utf-8"?>
-<w:endnotes xmlns:wpc="http://schemas.microsoft.com/office/word/2010/wordprocessingCanvas" xmlns:cx="http://schemas.microsoft.com/office/drawing/2014/chartex" xmlns:cx1="http://schemas.microsoft.com/office/drawing/2015/9/8/chartex" xmlns:cx2="http://schemas.microsoft.com/office/drawing/2015/10/21/chartex" xmlns:cx3="http://schemas.microsoft.com/office/drawing/2016/5/9/chartex" xmlns:cx4="http://schemas.microsoft.com/office/drawing/2016/5/10/chartex" xmlns:cx5="http://schemas.microsoft.com/office/drawing/2016/5/11/chartex" xmlns:cx6="http://schemas.microsoft.com/office/drawing/2016/5/12/chartex" xmlns:cx7="http://schemas.microsoft.com/office/drawing/2016/5/13/chartex" xmlns:cx8="http://schemas.microsoft.com/office/drawing/2016/5/14/chartex" xmlns:mc="http://schemas.openxmlformats.org/markup-compatibility/2006" xmlns:aink="http://schemas.microsoft.com/office/drawing/2016/ink" xmlns:am3d="http://schemas.microsoft.com/office/drawing/2017/model3d" xmlns:o="urn:schemas-microsoft-com:office:office" xmlns:oel="http://schemas.microsoft.com/office/2019/extlst" xmlns:r="http://schemas.openxmlformats.org/officeDocument/2006/relationships" xmlns:m="http://schemas.openxmlformats.org/officeDocument/2006/math" xmlns:v="urn:schemas-microsoft-com:vml" xmlns:wp14="http://schemas.microsoft.com/office/word/2010/wordprocessingDrawing" xmlns:wp="http://schemas.openxmlformats.org/drawingml/2006/wordprocessingDrawing" xmlns:w10="urn:schemas-microsoft-com:office:word" xmlns:w="http://schemas.openxmlformats.org/wordprocessingml/2006/main" xmlns:w14="http://schemas.microsoft.com/office/word/2010/wordml" xmlns:w15="http://schemas.microsoft.com/office/word/2012/wordml" xmlns:w16cex="http://schemas.microsoft.com/office/word/2018/wordml/cex" xmlns:w16cid="http://schemas.microsoft.com/office/word/2016/wordml/cid" xmlns:w16="http://schemas.microsoft.com/office/word/2018/wordml" xmlns:w16du="http://schemas.microsoft.com/office/word/2023/wordml/word16du" xmlns:w16sdtdh="http://schemas.microsoft.com/office/word/2020/wordml/sdtdatahash" xmlns:w16se="http://schemas.microsoft.com/office/word/2015/wordml/symex" xmlns:wpg="http://schemas.microsoft.com/office/word/2010/wordprocessingGroup" xmlns:wpi="http://schemas.microsoft.com/office/word/2010/wordprocessingInk" xmlns:wne="http://schemas.microsoft.com/office/word/2006/wordml" xmlns:wps="http://schemas.microsoft.com/office/word/2010/wordprocessingShape" mc:Ignorable="w14 w15 w16se w16cid w16 w16cex w16sdtdh w16du wp14">
+<w:endnotes xmlns:wpc="http://schemas.microsoft.com/office/word/2010/wordprocessingCanvas" xmlns:cx="http://schemas.microsoft.com/office/drawing/2014/chartex" xmlns:cx1="http://schemas.microsoft.com/office/drawing/2015/9/8/chartex" xmlns:cx2="http://schemas.microsoft.com/office/drawing/2015/10/21/chartex" xmlns:cx3="http://schemas.microsoft.com/office/drawing/2016/5/9/chartex" xmlns:cx4="http://schemas.microsoft.com/office/drawing/2016/5/10/chartex" xmlns:cx5="http://schemas.microsoft.com/office/drawing/2016/5/11/chartex" xmlns:cx6="http://schemas.microsoft.com/office/drawing/2016/5/12/chartex" xmlns:cx7="http://schemas.microsoft.com/office/drawing/2016/5/13/chartex" xmlns:cx8="http://schemas.microsoft.com/office/drawing/2016/5/14/chartex" xmlns:mc="http://schemas.openxmlformats.org/markup-compatibility/2006" xmlns:aink="http://schemas.microsoft.com/office/drawing/2016/ink" xmlns:am3d="http://schemas.microsoft.com/office/drawing/2017/model3d" xmlns:o="urn:schemas-microsoft-com:office:office" xmlns:oel="http://schemas.microsoft.com/office/2019/extlst" xmlns:r="http://schemas.openxmlformats.org/officeDocument/2006/relationships" xmlns:m="http://schemas.openxmlformats.org/officeDocument/2006/math" xmlns:v="urn:schemas-microsoft-com:vml" xmlns:wp14="http://schemas.microsoft.com/office/word/2010/wordprocessingDrawing" xmlns:wp="http://schemas.openxmlformats.org/drawingml/2006/wordprocessingDrawing" xmlns:w10="urn:schemas-microsoft-com:office:word" xmlns:w="http://schemas.openxmlformats.org/wordprocessingml/2006/main" xmlns:w14="http://schemas.microsoft.com/office/word/2010/wordml" xmlns:w15="http://schemas.microsoft.com/office/word/2012/wordml" xmlns:w16cex="http://schemas.microsoft.com/office/word/2018/wordml/cex" xmlns:w16cid="http://schemas.microsoft.com/office/word/2016/wordml/cid" xmlns:w16="http://schemas.microsoft.com/office/word/2018/wordml" xmlns:w16du="http://schemas.microsoft.com/office/word/2023/wordml/word16du" xmlns:w16sdtdh="http://schemas.microsoft.com/office/word/2020/wordml/sdtdatahash" xmlns:w16sdtfl="http://schemas.microsoft.com/office/word/2024/wordml/sdtformatlock" xmlns:w16se="http://schemas.microsoft.com/office/word/2015/wordml/symex" xmlns:wpg="http://schemas.microsoft.com/office/word/2010/wordprocessingGroup" xmlns:wpi="http://schemas.microsoft.com/office/word/2010/wordprocessingInk" xmlns:wne="http://schemas.microsoft.com/office/word/2006/wordml" xmlns:wps="http://schemas.microsoft.com/office/word/2010/wordprocessingShape" mc:Ignorable="w14 w15 w16se w16cid w16 w16cex w16sdtdh w16sdtfl w16du wp14">
   <w:endnote w:type="separator" w:id="-1">
     <w:p>
       <w:r>
@@ -6806,7 +7046,7 @@
 </file>
 
 <file path=word/footer1.xml><?xml version="1.0" encoding="utf-8"?>
-<w:ftr xmlns:wpc="http://schemas.microsoft.com/office/word/2010/wordprocessingCanvas" xmlns:cx="http://schemas.microsoft.com/office/drawing/2014/chartex" xmlns:cx1="http://schemas.microsoft.com/office/drawing/2015/9/8/chartex" xmlns:cx2="http://schemas.microsoft.com/office/drawing/2015/10/21/chartex" xmlns:cx3="http://schemas.microsoft.com/office/drawing/2016/5/9/chartex" xmlns:cx4="http://schemas.microsoft.com/office/drawing/2016/5/10/chartex" xmlns:cx5="http://schemas.microsoft.com/office/drawing/2016/5/11/chartex" xmlns:cx6="http://schemas.microsoft.com/office/drawing/2016/5/12/chartex" xmlns:cx7="http://schemas.microsoft.com/office/drawing/2016/5/13/chartex" xmlns:cx8="http://schemas.microsoft.com/office/drawing/2016/5/14/chartex" xmlns:mc="http://schemas.openxmlformats.org/markup-compatibility/2006" xmlns:aink="http://schemas.microsoft.com/office/drawing/2016/ink" xmlns:am3d="http://schemas.microsoft.com/office/drawing/2017/model3d" xmlns:o="urn:schemas-microsoft-com:office:office" xmlns:oel="http://schemas.microsoft.com/office/2019/extlst" xmlns:r="http://schemas.openxmlformats.org/officeDocument/2006/relationships" xmlns:m="http://schemas.openxmlformats.org/officeDocument/2006/math" xmlns:v="urn:schemas-microsoft-com:vml" xmlns:wp14="http://schemas.microsoft.com/office/word/2010/wordprocessingDrawing" xmlns:wp="http://schemas.openxmlformats.org/drawingml/2006/wordprocessingDrawing" xmlns:w10="urn:schemas-microsoft-com:office:word" xmlns:w="http://schemas.openxmlformats.org/wordprocessingml/2006/main" xmlns:w14="http://schemas.microsoft.com/office/word/2010/wordml" xmlns:w15="http://schemas.microsoft.com/office/word/2012/wordml" xmlns:w16cex="http://schemas.microsoft.com/office/word/2018/wordml/cex" xmlns:w16cid="http://schemas.microsoft.com/office/word/2016/wordml/cid" xmlns:w16="http://schemas.microsoft.com/office/word/2018/wordml" xmlns:w16du="http://schemas.microsoft.com/office/word/2023/wordml/word16du" xmlns:w16sdtdh="http://schemas.microsoft.com/office/word/2020/wordml/sdtdatahash" xmlns:w16se="http://schemas.microsoft.com/office/word/2015/wordml/symex" xmlns:wpg="http://schemas.microsoft.com/office/word/2010/wordprocessingGroup" xmlns:wpi="http://schemas.microsoft.com/office/word/2010/wordprocessingInk" xmlns:wne="http://schemas.microsoft.com/office/word/2006/wordml" xmlns:wps="http://schemas.microsoft.com/office/word/2010/wordprocessingShape" mc:Ignorable="w14 w15 w16se w16cid w16 w16cex w16sdtdh w16du wp14">
+<w:ftr xmlns:wpc="http://schemas.microsoft.com/office/word/2010/wordprocessingCanvas" xmlns:cx="http://schemas.microsoft.com/office/drawing/2014/chartex" xmlns:cx1="http://schemas.microsoft.com/office/drawing/2015/9/8/chartex" xmlns:cx2="http://schemas.microsoft.com/office/drawing/2015/10/21/chartex" xmlns:cx3="http://schemas.microsoft.com/office/drawing/2016/5/9/chartex" xmlns:cx4="http://schemas.microsoft.com/office/drawing/2016/5/10/chartex" xmlns:cx5="http://schemas.microsoft.com/office/drawing/2016/5/11/chartex" xmlns:cx6="http://schemas.microsoft.com/office/drawing/2016/5/12/chartex" xmlns:cx7="http://schemas.microsoft.com/office/drawing/2016/5/13/chartex" xmlns:cx8="http://schemas.microsoft.com/office/drawing/2016/5/14/chartex" xmlns:mc="http://schemas.openxmlformats.org/markup-compatibility/2006" xmlns:aink="http://schemas.microsoft.com/office/drawing/2016/ink" xmlns:am3d="http://schemas.microsoft.com/office/drawing/2017/model3d" xmlns:o="urn:schemas-microsoft-com:office:office" xmlns:oel="http://schemas.microsoft.com/office/2019/extlst" xmlns:r="http://schemas.openxmlformats.org/officeDocument/2006/relationships" xmlns:m="http://schemas.openxmlformats.org/officeDocument/2006/math" xmlns:v="urn:schemas-microsoft-com:vml" xmlns:wp14="http://schemas.microsoft.com/office/word/2010/wordprocessingDrawing" xmlns:wp="http://schemas.openxmlformats.org/drawingml/2006/wordprocessingDrawing" xmlns:w10="urn:schemas-microsoft-com:office:word" xmlns:w="http://schemas.openxmlformats.org/wordprocessingml/2006/main" xmlns:w14="http://schemas.microsoft.com/office/word/2010/wordml" xmlns:w15="http://schemas.microsoft.com/office/word/2012/wordml" xmlns:w16cex="http://schemas.microsoft.com/office/word/2018/wordml/cex" xmlns:w16cid="http://schemas.microsoft.com/office/word/2016/wordml/cid" xmlns:w16="http://schemas.microsoft.com/office/word/2018/wordml" xmlns:w16du="http://schemas.microsoft.com/office/word/2023/wordml/word16du" xmlns:w16sdtdh="http://schemas.microsoft.com/office/word/2020/wordml/sdtdatahash" xmlns:w16sdtfl="http://schemas.microsoft.com/office/word/2024/wordml/sdtformatlock" xmlns:w16se="http://schemas.microsoft.com/office/word/2015/wordml/symex" xmlns:wpg="http://schemas.microsoft.com/office/word/2010/wordprocessingGroup" xmlns:wpi="http://schemas.microsoft.com/office/word/2010/wordprocessingInk" xmlns:wne="http://schemas.microsoft.com/office/word/2006/wordml" xmlns:wps="http://schemas.microsoft.com/office/word/2010/wordprocessingShape" mc:Ignorable="w14 w15 w16se w16cid w16 w16cex w16sdtdh w16sdtfl w16du wp14">
   <w:p>
     <w:pPr>
       <w:pStyle w:val="HeaderFooter"/>
@@ -6816,7 +7056,7 @@
 </file>
 
 <file path=word/footnotes.xml><?xml version="1.0" encoding="utf-8"?>
-<w:footnotes xmlns:wpc="http://schemas.microsoft.com/office/word/2010/wordprocessingCanvas" xmlns:cx="http://schemas.microsoft.com/office/drawing/2014/chartex" xmlns:cx1="http://schemas.microsoft.com/office/drawing/2015/9/8/chartex" xmlns:cx2="http://schemas.microsoft.com/office/drawing/2015/10/21/chartex" xmlns:cx3="http://schemas.microsoft.com/office/drawing/2016/5/9/chartex" xmlns:cx4="http://schemas.microsoft.com/office/drawing/2016/5/10/chartex" xmlns:cx5="http://schemas.microsoft.com/office/drawing/2016/5/11/chartex" xmlns:cx6="http://schemas.microsoft.com/office/drawing/2016/5/12/chartex" xmlns:cx7="http://schemas.microsoft.com/office/drawing/2016/5/13/chartex" xmlns:cx8="http://schemas.microsoft.com/office/drawing/2016/5/14/chartex" xmlns:mc="http://schemas.openxmlformats.org/markup-compatibility/2006" xmlns:aink="http://schemas.microsoft.com/office/drawing/2016/ink" xmlns:am3d="http://schemas.microsoft.com/office/drawing/2017/model3d" xmlns:o="urn:schemas-microsoft-com:office:office" xmlns:oel="http://schemas.microsoft.com/office/2019/extlst" xmlns:r="http://schemas.openxmlformats.org/officeDocument/2006/relationships" xmlns:m="http://schemas.openxmlformats.org/officeDocument/2006/math" xmlns:v="urn:schemas-microsoft-com:vml" xmlns:wp14="http://schemas.microsoft.com/office/word/2010/wordprocessingDrawing" xmlns:wp="http://schemas.openxmlformats.org/drawingml/2006/wordprocessingDrawing" xmlns:w10="urn:schemas-microsoft-com:office:word" xmlns:w="http://schemas.openxmlformats.org/wordprocessingml/2006/main" xmlns:w14="http://schemas.microsoft.com/office/word/2010/wordml" xmlns:w15="http://schemas.microsoft.com/office/word/2012/wordml" xmlns:w16cex="http://schemas.microsoft.com/office/word/2018/wordml/cex" xmlns:w16cid="http://schemas.microsoft.com/office/word/2016/wordml/cid" xmlns:w16="http://schemas.microsoft.com/office/word/2018/wordml" xmlns:w16du="http://schemas.microsoft.com/office/word/2023/wordml/word16du" xmlns:w16sdtdh="http://schemas.microsoft.com/office/word/2020/wordml/sdtdatahash" xmlns:w16se="http://schemas.microsoft.com/office/word/2015/wordml/symex" xmlns:wpg="http://schemas.microsoft.com/office/word/2010/wordprocessingGroup" xmlns:wpi="http://schemas.microsoft.com/office/word/2010/wordprocessingInk" xmlns:wne="http://schemas.microsoft.com/office/word/2006/wordml" xmlns:wps="http://schemas.microsoft.com/office/word/2010/wordprocessingShape" mc:Ignorable="w14 w15 w16se w16cid w16 w16cex w16sdtdh w16du wp14">
+<w:footnotes xmlns:wpc="http://schemas.microsoft.com/office/word/2010/wordprocessingCanvas" xmlns:cx="http://schemas.microsoft.com/office/drawing/2014/chartex" xmlns:cx1="http://schemas.microsoft.com/office/drawing/2015/9/8/chartex" xmlns:cx2="http://schemas.microsoft.com/office/drawing/2015/10/21/chartex" xmlns:cx3="http://schemas.microsoft.com/office/drawing/2016/5/9/chartex" xmlns:cx4="http://schemas.microsoft.com/office/drawing/2016/5/10/chartex" xmlns:cx5="http://schemas.microsoft.com/office/drawing/2016/5/11/chartex" xmlns:cx6="http://schemas.microsoft.com/office/drawing/2016/5/12/chartex" xmlns:cx7="http://schemas.microsoft.com/office/drawing/2016/5/13/chartex" xmlns:cx8="http://schemas.microsoft.com/office/drawing/2016/5/14/chartex" xmlns:mc="http://schemas.openxmlformats.org/markup-compatibility/2006" xmlns:aink="http://schemas.microsoft.com/office/drawing/2016/ink" xmlns:am3d="http://schemas.microsoft.com/office/drawing/2017/model3d" xmlns:o="urn:schemas-microsoft-com:office:office" xmlns:oel="http://schemas.microsoft.com/office/2019/extlst" xmlns:r="http://schemas.openxmlformats.org/officeDocument/2006/relationships" xmlns:m="http://schemas.openxmlformats.org/officeDocument/2006/math" xmlns:v="urn:schemas-microsoft-com:vml" xmlns:wp14="http://schemas.microsoft.com/office/word/2010/wordprocessingDrawing" xmlns:wp="http://schemas.openxmlformats.org/drawingml/2006/wordprocessingDrawing" xmlns:w10="urn:schemas-microsoft-com:office:word" xmlns:w="http://schemas.openxmlformats.org/wordprocessingml/2006/main" xmlns:w14="http://schemas.microsoft.com/office/word/2010/wordml" xmlns:w15="http://schemas.microsoft.com/office/word/2012/wordml" xmlns:w16cex="http://schemas.microsoft.com/office/word/2018/wordml/cex" xmlns:w16cid="http://schemas.microsoft.com/office/word/2016/wordml/cid" xmlns:w16="http://schemas.microsoft.com/office/word/2018/wordml" xmlns:w16du="http://schemas.microsoft.com/office/word/2023/wordml/word16du" xmlns:w16sdtdh="http://schemas.microsoft.com/office/word/2020/wordml/sdtdatahash" xmlns:w16sdtfl="http://schemas.microsoft.com/office/word/2024/wordml/sdtformatlock" xmlns:w16se="http://schemas.microsoft.com/office/word/2015/wordml/symex" xmlns:wpg="http://schemas.microsoft.com/office/word/2010/wordprocessingGroup" xmlns:wpi="http://schemas.microsoft.com/office/word/2010/wordprocessingInk" xmlns:wne="http://schemas.microsoft.com/office/word/2006/wordml" xmlns:wps="http://schemas.microsoft.com/office/word/2010/wordprocessingShape" mc:Ignorable="w14 w15 w16se w16cid w16 w16cex w16sdtdh w16sdtfl w16du wp14">
   <w:footnote w:type="separator" w:id="-1">
     <w:p>
       <w:r>
@@ -6835,7 +7075,7 @@
 </file>
 
 <file path=word/header1.xml><?xml version="1.0" encoding="utf-8"?>
-<w:hdr xmlns:wpc="http://schemas.microsoft.com/office/word/2010/wordprocessingCanvas" xmlns:cx="http://schemas.microsoft.com/office/drawing/2014/chartex" xmlns:cx1="http://schemas.microsoft.com/office/drawing/2015/9/8/chartex" xmlns:cx2="http://schemas.microsoft.com/office/drawing/2015/10/21/chartex" xmlns:cx3="http://schemas.microsoft.com/office/drawing/2016/5/9/chartex" xmlns:cx4="http://schemas.microsoft.com/office/drawing/2016/5/10/chartex" xmlns:cx5="http://schemas.microsoft.com/office/drawing/2016/5/11/chartex" xmlns:cx6="http://schemas.microsoft.com/office/drawing/2016/5/12/chartex" xmlns:cx7="http://schemas.microsoft.com/office/drawing/2016/5/13/chartex" xmlns:cx8="http://schemas.microsoft.com/office/drawing/2016/5/14/chartex" xmlns:mc="http://schemas.openxmlformats.org/markup-compatibility/2006" xmlns:aink="http://schemas.microsoft.com/office/drawing/2016/ink" xmlns:am3d="http://schemas.microsoft.com/office/drawing/2017/model3d" xmlns:o="urn:schemas-microsoft-com:office:office" xmlns:oel="http://schemas.microsoft.com/office/2019/extlst" xmlns:r="http://schemas.openxmlformats.org/officeDocument/2006/relationships" xmlns:m="http://schemas.openxmlformats.org/officeDocument/2006/math" xmlns:v="urn:schemas-microsoft-com:vml" xmlns:wp14="http://schemas.microsoft.com/office/word/2010/wordprocessingDrawing" xmlns:wp="http://schemas.openxmlformats.org/drawingml/2006/wordprocessingDrawing" xmlns:w10="urn:schemas-microsoft-com:office:word" xmlns:w="http://schemas.openxmlformats.org/wordprocessingml/2006/main" xmlns:w14="http://schemas.microsoft.com/office/word/2010/wordml" xmlns:w15="http://schemas.microsoft.com/office/word/2012/wordml" xmlns:w16cex="http://schemas.microsoft.com/office/word/2018/wordml/cex" xmlns:w16cid="http://schemas.microsoft.com/office/word/2016/wordml/cid" xmlns:w16="http://schemas.microsoft.com/office/word/2018/wordml" xmlns:w16du="http://schemas.microsoft.com/office/word/2023/wordml/word16du" xmlns:w16sdtdh="http://schemas.microsoft.com/office/word/2020/wordml/sdtdatahash" xmlns:w16se="http://schemas.microsoft.com/office/word/2015/wordml/symex" xmlns:wpg="http://schemas.microsoft.com/office/word/2010/wordprocessingGroup" xmlns:wpi="http://schemas.microsoft.com/office/word/2010/wordprocessingInk" xmlns:wne="http://schemas.microsoft.com/office/word/2006/wordml" xmlns:wps="http://schemas.microsoft.com/office/word/2010/wordprocessingShape" mc:Ignorable="w14 w15 w16se w16cid w16 w16cex w16sdtdh w16du wp14">
+<w:hdr xmlns:wpc="http://schemas.microsoft.com/office/word/2010/wordprocessingCanvas" xmlns:cx="http://schemas.microsoft.com/office/drawing/2014/chartex" xmlns:cx1="http://schemas.microsoft.com/office/drawing/2015/9/8/chartex" xmlns:cx2="http://schemas.microsoft.com/office/drawing/2015/10/21/chartex" xmlns:cx3="http://schemas.microsoft.com/office/drawing/2016/5/9/chartex" xmlns:cx4="http://schemas.microsoft.com/office/drawing/2016/5/10/chartex" xmlns:cx5="http://schemas.microsoft.com/office/drawing/2016/5/11/chartex" xmlns:cx6="http://schemas.microsoft.com/office/drawing/2016/5/12/chartex" xmlns:cx7="http://schemas.microsoft.com/office/drawing/2016/5/13/chartex" xmlns:cx8="http://schemas.microsoft.com/office/drawing/2016/5/14/chartex" xmlns:mc="http://schemas.openxmlformats.org/markup-compatibility/2006" xmlns:aink="http://schemas.microsoft.com/office/drawing/2016/ink" xmlns:am3d="http://schemas.microsoft.com/office/drawing/2017/model3d" xmlns:o="urn:schemas-microsoft-com:office:office" xmlns:oel="http://schemas.microsoft.com/office/2019/extlst" xmlns:r="http://schemas.openxmlformats.org/officeDocument/2006/relationships" xmlns:m="http://schemas.openxmlformats.org/officeDocument/2006/math" xmlns:v="urn:schemas-microsoft-com:vml" xmlns:wp14="http://schemas.microsoft.com/office/word/2010/wordprocessingDrawing" xmlns:wp="http://schemas.openxmlformats.org/drawingml/2006/wordprocessingDrawing" xmlns:w10="urn:schemas-microsoft-com:office:word" xmlns:w="http://schemas.openxmlformats.org/wordprocessingml/2006/main" xmlns:w14="http://schemas.microsoft.com/office/word/2010/wordml" xmlns:w15="http://schemas.microsoft.com/office/word/2012/wordml" xmlns:w16cex="http://schemas.microsoft.com/office/word/2018/wordml/cex" xmlns:w16cid="http://schemas.microsoft.com/office/word/2016/wordml/cid" xmlns:w16="http://schemas.microsoft.com/office/word/2018/wordml" xmlns:w16du="http://schemas.microsoft.com/office/word/2023/wordml/word16du" xmlns:w16sdtdh="http://schemas.microsoft.com/office/word/2020/wordml/sdtdatahash" xmlns:w16sdtfl="http://schemas.microsoft.com/office/word/2024/wordml/sdtformatlock" xmlns:w16se="http://schemas.microsoft.com/office/word/2015/wordml/symex" xmlns:wpg="http://schemas.microsoft.com/office/word/2010/wordprocessingGroup" xmlns:wpi="http://schemas.microsoft.com/office/word/2010/wordprocessingInk" xmlns:wne="http://schemas.microsoft.com/office/word/2006/wordml" xmlns:wps="http://schemas.microsoft.com/office/word/2010/wordprocessingShape" mc:Ignorable="w14 w15 w16se w16cid w16 w16cex w16sdtdh w16sdtfl w16du wp14">
   <w:p>
     <w:pPr>
       <w:pStyle w:val="HeaderFooter"/>
@@ -6845,7 +7085,7 @@
 </file>
 
 <file path=word/numbering.xml><?xml version="1.0" encoding="utf-8"?>
-<w:numbering xmlns:wpc="http://schemas.microsoft.com/office/word/2010/wordprocessingCanvas" xmlns:cx="http://schemas.microsoft.com/office/drawing/2014/chartex" xmlns:cx1="http://schemas.microsoft.com/office/drawing/2015/9/8/chartex" xmlns:cx2="http://schemas.microsoft.com/office/drawing/2015/10/21/chartex" xmlns:cx3="http://schemas.microsoft.com/office/drawing/2016/5/9/chartex" xmlns:cx4="http://schemas.microsoft.com/office/drawing/2016/5/10/chartex" xmlns:cx5="http://schemas.microsoft.com/office/drawing/2016/5/11/chartex" xmlns:cx6="http://schemas.microsoft.com/office/drawing/2016/5/12/chartex" xmlns:cx7="http://schemas.microsoft.com/office/drawing/2016/5/13/chartex" xmlns:cx8="http://schemas.microsoft.com/office/drawing/2016/5/14/chartex" xmlns:mc="http://schemas.openxmlformats.org/markup-compatibility/2006" xmlns:aink="http://schemas.microsoft.com/office/drawing/2016/ink" xmlns:am3d="http://schemas.microsoft.com/office/drawing/2017/model3d" xmlns:o="urn:schemas-microsoft-com:office:office" xmlns:oel="http://schemas.microsoft.com/office/2019/extlst" xmlns:r="http://schemas.openxmlformats.org/officeDocument/2006/relationships" xmlns:m="http://schemas.openxmlformats.org/officeDocument/2006/math" xmlns:v="urn:schemas-microsoft-com:vml" xmlns:wp14="http://schemas.microsoft.com/office/word/2010/wordprocessingDrawing" xmlns:wp="http://schemas.openxmlformats.org/drawingml/2006/wordprocessingDrawing" xmlns:w10="urn:schemas-microsoft-com:office:word" xmlns:w="http://schemas.openxmlformats.org/wordprocessingml/2006/main" xmlns:w14="http://schemas.microsoft.com/office/word/2010/wordml" xmlns:w15="http://schemas.microsoft.com/office/word/2012/wordml" xmlns:w16cex="http://schemas.microsoft.com/office/word/2018/wordml/cex" xmlns:w16cid="http://schemas.microsoft.com/office/word/2016/wordml/cid" xmlns:w16="http://schemas.microsoft.com/office/word/2018/wordml" xmlns:w16du="http://schemas.microsoft.com/office/word/2023/wordml/word16du" xmlns:w16sdtdh="http://schemas.microsoft.com/office/word/2020/wordml/sdtdatahash" xmlns:w16se="http://schemas.microsoft.com/office/word/2015/wordml/symex" xmlns:wpg="http://schemas.microsoft.com/office/word/2010/wordprocessingGroup" xmlns:wpi="http://schemas.microsoft.com/office/word/2010/wordprocessingInk" xmlns:wne="http://schemas.microsoft.com/office/word/2006/wordml" xmlns:wps="http://schemas.microsoft.com/office/word/2010/wordprocessingShape" mc:Ignorable="w14 w15 w16se w16cid w16 w16cex w16sdtdh w16du wp14">
+<w:numbering xmlns:wpc="http://schemas.microsoft.com/office/word/2010/wordprocessingCanvas" xmlns:cx="http://schemas.microsoft.com/office/drawing/2014/chartex" xmlns:cx1="http://schemas.microsoft.com/office/drawing/2015/9/8/chartex" xmlns:cx2="http://schemas.microsoft.com/office/drawing/2015/10/21/chartex" xmlns:cx3="http://schemas.microsoft.com/office/drawing/2016/5/9/chartex" xmlns:cx4="http://schemas.microsoft.com/office/drawing/2016/5/10/chartex" xmlns:cx5="http://schemas.microsoft.com/office/drawing/2016/5/11/chartex" xmlns:cx6="http://schemas.microsoft.com/office/drawing/2016/5/12/chartex" xmlns:cx7="http://schemas.microsoft.com/office/drawing/2016/5/13/chartex" xmlns:cx8="http://schemas.microsoft.com/office/drawing/2016/5/14/chartex" xmlns:mc="http://schemas.openxmlformats.org/markup-compatibility/2006" xmlns:aink="http://schemas.microsoft.com/office/drawing/2016/ink" xmlns:am3d="http://schemas.microsoft.com/office/drawing/2017/model3d" xmlns:o="urn:schemas-microsoft-com:office:office" xmlns:oel="http://schemas.microsoft.com/office/2019/extlst" xmlns:r="http://schemas.openxmlformats.org/officeDocument/2006/relationships" xmlns:m="http://schemas.openxmlformats.org/officeDocument/2006/math" xmlns:v="urn:schemas-microsoft-com:vml" xmlns:wp14="http://schemas.microsoft.com/office/word/2010/wordprocessingDrawing" xmlns:wp="http://schemas.openxmlformats.org/drawingml/2006/wordprocessingDrawing" xmlns:w10="urn:schemas-microsoft-com:office:word" xmlns:w="http://schemas.openxmlformats.org/wordprocessingml/2006/main" xmlns:w14="http://schemas.microsoft.com/office/word/2010/wordml" xmlns:w15="http://schemas.microsoft.com/office/word/2012/wordml" xmlns:w16cex="http://schemas.microsoft.com/office/word/2018/wordml/cex" xmlns:w16cid="http://schemas.microsoft.com/office/word/2016/wordml/cid" xmlns:w16="http://schemas.microsoft.com/office/word/2018/wordml" xmlns:w16du="http://schemas.microsoft.com/office/word/2023/wordml/word16du" xmlns:w16sdtdh="http://schemas.microsoft.com/office/word/2020/wordml/sdtdatahash" xmlns:w16sdtfl="http://schemas.microsoft.com/office/word/2024/wordml/sdtformatlock" xmlns:w16se="http://schemas.microsoft.com/office/word/2015/wordml/symex" xmlns:wpg="http://schemas.microsoft.com/office/word/2010/wordprocessingGroup" xmlns:wpi="http://schemas.microsoft.com/office/word/2010/wordprocessingInk" xmlns:wne="http://schemas.microsoft.com/office/word/2006/wordml" xmlns:wps="http://schemas.microsoft.com/office/word/2010/wordprocessingShape" mc:Ignorable="w14 w15 w16se w16cid w16 w16cex w16sdtdh w16sdtfl w16du wp14">
   <w:abstractNum w:abstractNumId="0" w15:restartNumberingAfterBreak="0">
     <w:nsid w:val="1DA31BDC"/>
     <w:multiLevelType w:val="hybridMultilevel"/>
@@ -7341,7 +7581,7 @@
   <w:num w:numId="6" w16cid:durableId="1632711079">
     <w:abstractNumId w:val="3"/>
     <w:lvlOverride w:ilvl="0">
-      <w:lvl w:ilvl="0" w:tplc="1116F31A">
+      <w:lvl w:ilvl="0" w:tplc="0352AACC">
         <w:start w:val="1"/>
         <w:numFmt w:val="decimal"/>
         <w:lvlText w:val="%1."/>
@@ -7368,7 +7608,7 @@
       </w:lvl>
     </w:lvlOverride>
     <w:lvlOverride w:ilvl="1">
-      <w:lvl w:ilvl="1" w:tplc="F4527D98">
+      <w:lvl w:ilvl="1" w:tplc="EFCCF0DC">
         <w:start w:val="1"/>
         <w:numFmt w:val="lowerLetter"/>
         <w:lvlText w:val="%2."/>
@@ -7395,7 +7635,7 @@
       </w:lvl>
     </w:lvlOverride>
     <w:lvlOverride w:ilvl="2">
-      <w:lvl w:ilvl="2" w:tplc="B2EC9EA0">
+      <w:lvl w:ilvl="2" w:tplc="C6A424D8">
         <w:start w:val="1"/>
         <w:numFmt w:val="lowerRoman"/>
         <w:lvlText w:val="%3."/>
@@ -7425,7 +7665,7 @@
       </w:lvl>
     </w:lvlOverride>
     <w:lvlOverride w:ilvl="3">
-      <w:lvl w:ilvl="3" w:tplc="D3B4364C">
+      <w:lvl w:ilvl="3" w:tplc="FD44CC76">
         <w:start w:val="1"/>
         <w:numFmt w:val="decimal"/>
         <w:lvlText w:val="%4."/>
@@ -7455,7 +7695,7 @@
       </w:lvl>
     </w:lvlOverride>
     <w:lvlOverride w:ilvl="4">
-      <w:lvl w:ilvl="4" w:tplc="8C2273F4">
+      <w:lvl w:ilvl="4" w:tplc="5A9A2B44">
         <w:start w:val="1"/>
         <w:numFmt w:val="lowerLetter"/>
         <w:lvlText w:val="%5."/>
@@ -7485,7 +7725,7 @@
       </w:lvl>
     </w:lvlOverride>
     <w:lvlOverride w:ilvl="5">
-      <w:lvl w:ilvl="5" w:tplc="E26E38E8">
+      <w:lvl w:ilvl="5" w:tplc="3BFEE3A4">
         <w:start w:val="1"/>
         <w:numFmt w:val="lowerRoman"/>
         <w:lvlText w:val="%6."/>
@@ -7515,7 +7755,7 @@
       </w:lvl>
     </w:lvlOverride>
     <w:lvlOverride w:ilvl="6">
-      <w:lvl w:ilvl="6" w:tplc="6F28D636">
+      <w:lvl w:ilvl="6" w:tplc="A5D42EB8">
         <w:start w:val="1"/>
         <w:numFmt w:val="decimal"/>
         <w:lvlText w:val="%7."/>
@@ -7545,7 +7785,7 @@
       </w:lvl>
     </w:lvlOverride>
     <w:lvlOverride w:ilvl="7">
-      <w:lvl w:ilvl="7" w:tplc="7F2077A4">
+      <w:lvl w:ilvl="7" w:tplc="B114C57C">
         <w:start w:val="1"/>
         <w:numFmt w:val="lowerLetter"/>
         <w:lvlText w:val="%8."/>
@@ -7575,7 +7815,7 @@
       </w:lvl>
     </w:lvlOverride>
     <w:lvlOverride w:ilvl="8">
-      <w:lvl w:ilvl="8" w:tplc="32565E00">
+      <w:lvl w:ilvl="8" w:tplc="D072392C">
         <w:start w:val="1"/>
         <w:numFmt w:val="lowerRoman"/>
         <w:lvlText w:val="%9."/>
@@ -7609,7 +7849,7 @@
 </file>
 
 <file path=word/styles.xml><?xml version="1.0" encoding="utf-8"?>
-<w:styles xmlns:mc="http://schemas.openxmlformats.org/markup-compatibility/2006" xmlns:r="http://schemas.openxmlformats.org/officeDocument/2006/relationships" xmlns:w="http://schemas.openxmlformats.org/wordprocessingml/2006/main" xmlns:w14="http://schemas.microsoft.com/office/word/2010/wordml" xmlns:w15="http://schemas.microsoft.com/office/word/2012/wordml" xmlns:w16cex="http://schemas.microsoft.com/office/word/2018/wordml/cex" xmlns:w16cid="http://schemas.microsoft.com/office/word/2016/wordml/cid" xmlns:w16="http://schemas.microsoft.com/office/word/2018/wordml" xmlns:w16du="http://schemas.microsoft.com/office/word/2023/wordml/word16du" xmlns:w16sdtdh="http://schemas.microsoft.com/office/word/2020/wordml/sdtdatahash" xmlns:w16se="http://schemas.microsoft.com/office/word/2015/wordml/symex" mc:Ignorable="w14 w15 w16se w16cid w16 w16cex w16sdtdh w16du">
+<w:styles xmlns:mc="http://schemas.openxmlformats.org/markup-compatibility/2006" xmlns:r="http://schemas.openxmlformats.org/officeDocument/2006/relationships" xmlns:w="http://schemas.openxmlformats.org/wordprocessingml/2006/main" xmlns:w14="http://schemas.microsoft.com/office/word/2010/wordml" xmlns:w15="http://schemas.microsoft.com/office/word/2012/wordml" xmlns:w16cex="http://schemas.microsoft.com/office/word/2018/wordml/cex" xmlns:w16cid="http://schemas.microsoft.com/office/word/2016/wordml/cid" xmlns:w16="http://schemas.microsoft.com/office/word/2018/wordml" xmlns:w16du="http://schemas.microsoft.com/office/word/2023/wordml/word16du" xmlns:w16sdtdh="http://schemas.microsoft.com/office/word/2020/wordml/sdtdatahash" xmlns:w16sdtfl="http://schemas.microsoft.com/office/word/2024/wordml/sdtformatlock" xmlns:w16se="http://schemas.microsoft.com/office/word/2015/wordml/symex" mc:Ignorable="w14 w15 w16se w16cid w16 w16cex w16sdtdh w16sdtfl w16du">
   <w:docDefaults>
     <w:rPrDefault>
       <w:rPr>
